--- a/second_revision/reviewed_PA_impact_population_counts_LMICs_track_change.docx
+++ b/second_revision/reviewed_PA_impact_population_counts_LMICs_track_change.docx
@@ -12,14 +12,6 @@
     </w:p>
     <w:p>
       <w:pPr>
-        <w:pStyle w:val="Author"/>
-      </w:pPr>
-      <w:r>
-        <w:t>Florent Bédécarrats (IRD, Université Paris-Saclay, UMI SOURCE, Guyancourt, France; ORCID 0000-0003-1001-5540; corresponding author: florent.bedecarrats@ird.fr)</w:t>
-      </w:r>
-    </w:p>
-    <w:p>
-      <w:pPr>
         <w:pStyle w:val="AbstractTitle"/>
       </w:pPr>
       <w:r>
@@ -33,12 +25,12 @@
       <w:r>
         <w:t xml:space="preserve">Impact evaluations of protected areas routinely define “local populations” through spatial proximity, yet the demographic scale implied by these definitions is almost never quantified. We estimate population counts inside protected areas and within 10 km of their boundaries for 75 low- and lower-middle-income countries (LMICs) in 2000 and 2020, using the World Database on Protected Areas and globally harmonized gridded population data (GHSL, with WorldPop as robustness check). </w:t>
       </w:r>
-      <w:ins w:id="0" w:author="Florent BEDECARRATS" w:date="2026-07-16T18:54:00Z">
+      <w:ins w:id="0" w:author="L’auteur" w:date="2026-07-16T21:33:00Z">
         <w:r>
           <w:t>India, which represents about 36% of the LMIC population,</w:t>
         </w:r>
       </w:ins>
-      <w:del w:id="1" w:author="Florent BEDECARRATS" w:date="2026-07-16T18:54:00Z">
+      <w:del w:id="1" w:author="L’auteur" w:date="2026-07-16T21:33:00Z">
         <w:r>
           <w:delText>India</w:delText>
         </w:r>
@@ -46,7 +38,7 @@
       <w:r>
         <w:t xml:space="preserve"> is excluded because its national protected areas are not publicly available in the WDPA. Results are decomposed by IUCN management category (strict and non-strict). In 2020, </w:t>
       </w:r>
-      <w:ins w:id="2" w:author="Florent BEDECARRATS" w:date="2026-07-16T18:54:00Z">
+      <w:ins w:id="2" w:author="L’auteur" w:date="2026-07-16T21:33:00Z">
         <w:r>
           <w:t xml:space="preserve">out of a combined population of about 2.48 billion people, </w:t>
         </w:r>
@@ -54,7 +46,7 @@
       <w:r>
         <w:t xml:space="preserve">approximately 61 million </w:t>
       </w:r>
-      <w:del w:id="3" w:author="Florent BEDECARRATS" w:date="2026-07-16T18:54:00Z">
+      <w:del w:id="3" w:author="L’auteur" w:date="2026-07-16T21:33:00Z">
         <w:r>
           <w:delText xml:space="preserve">people </w:delText>
         </w:r>
@@ -62,12 +54,12 @@
       <w:r>
         <w:t>(2.5</w:t>
       </w:r>
-      <w:ins w:id="4" w:author="Florent BEDECARRATS" w:date="2026-07-16T18:54:00Z">
+      <w:ins w:id="4" w:author="L’auteur" w:date="2026-07-16T21:33:00Z">
         <w:r>
           <w:t>%)</w:t>
         </w:r>
       </w:ins>
-      <w:del w:id="5" w:author="Florent BEDECARRATS" w:date="2026-07-16T18:54:00Z">
+      <w:del w:id="5" w:author="L’auteur" w:date="2026-07-16T21:33:00Z">
         <w:r>
           <w:delText>% of their combined population)</w:delText>
         </w:r>
@@ -75,12 +67,12 @@
       <w:r>
         <w:t xml:space="preserve"> lived inside protected areas and </w:t>
       </w:r>
-      <w:ins w:id="6" w:author="Florent BEDECARRATS" w:date="2026-07-16T18:54:00Z">
+      <w:ins w:id="6" w:author="L’auteur" w:date="2026-07-16T21:33:00Z">
         <w:r>
           <w:t>732</w:t>
         </w:r>
       </w:ins>
-      <w:del w:id="7" w:author="Florent BEDECARRATS" w:date="2026-07-16T18:54:00Z">
+      <w:del w:id="7" w:author="L’auteur" w:date="2026-07-16T21:33:00Z">
         <w:r>
           <w:delText>over 900</w:delText>
         </w:r>
@@ -88,12 +80,12 @@
       <w:r>
         <w:t xml:space="preserve"> million (</w:t>
       </w:r>
-      <w:ins w:id="8" w:author="Florent BEDECARRATS" w:date="2026-07-16T18:54:00Z">
+      <w:ins w:id="8" w:author="L’auteur" w:date="2026-07-16T21:33:00Z">
         <w:r>
           <w:t>29.5</w:t>
         </w:r>
       </w:ins>
-      <w:del w:id="9" w:author="Florent BEDECARRATS" w:date="2026-07-16T18:54:00Z">
+      <w:del w:id="9" w:author="L’auteur" w:date="2026-07-16T21:33:00Z">
         <w:r>
           <w:delText>36.6</w:delText>
         </w:r>
@@ -101,12 +93,12 @@
       <w:r>
         <w:t>%) lived inside or within 10 km of their boundaries</w:t>
       </w:r>
-      <w:ins w:id="10" w:author="Florent BEDECARRATS" w:date="2026-07-16T18:54:00Z">
+      <w:ins w:id="10" w:author="L’auteur" w:date="2026-07-16T21:33:00Z">
         <w:r>
           <w:t>; the corresponding</w:t>
         </w:r>
       </w:ins>
-      <w:del w:id="11" w:author="Florent BEDECARRATS" w:date="2026-07-16T18:54:00Z">
+      <w:del w:id="11" w:author="L’auteur" w:date="2026-07-16T21:33:00Z">
         <w:r>
           <w:delText>. These</w:delText>
         </w:r>
@@ -114,7 +106,7 @@
       <w:r>
         <w:t xml:space="preserve"> figures </w:t>
       </w:r>
-      <w:ins w:id="12" w:author="Florent BEDECARRATS" w:date="2026-07-16T18:54:00Z">
+      <w:ins w:id="12" w:author="L’auteur" w:date="2026-07-16T21:33:00Z">
         <w:r>
           <w:t xml:space="preserve">for 2000 </w:t>
         </w:r>
@@ -122,12 +114,12 @@
       <w:r>
         <w:t xml:space="preserve">are </w:t>
       </w:r>
-      <w:ins w:id="13" w:author="Florent BEDECARRATS" w:date="2026-07-16T18:54:00Z">
+      <w:ins w:id="13" w:author="L’auteur" w:date="2026-07-16T21:33:00Z">
         <w:r>
           <w:t>19 million (1.1%) and 258 million (15.4%). Although the IUCN management category is not recorded for 59% of protected areas, among</w:t>
         </w:r>
       </w:ins>
-      <w:del w:id="14" w:author="Florent BEDECARRATS" w:date="2026-07-16T18:54:00Z">
+      <w:del w:id="14" w:author="L’auteur" w:date="2026-07-16T21:33:00Z">
         <w:r>
           <w:delText>substantially larger than</w:delText>
         </w:r>
@@ -135,12 +127,12 @@
       <w:r>
         <w:t xml:space="preserve"> those </w:t>
       </w:r>
-      <w:ins w:id="15" w:author="Florent BEDECARRATS" w:date="2026-07-16T18:54:00Z">
+      <w:ins w:id="15" w:author="L’auteur" w:date="2026-07-16T21:33:00Z">
         <w:r>
           <w:t>for which it is documented</w:t>
         </w:r>
       </w:ins>
-      <w:del w:id="16" w:author="Florent BEDECARRATS" w:date="2026-07-16T18:54:00Z">
+      <w:del w:id="16" w:author="L’auteur" w:date="2026-07-16T21:33:00Z">
         <w:r>
           <w:delText>estimated for 2000, reflecting both PA expansion and demographic growth. Most</w:delText>
         </w:r>
@@ -148,7 +140,7 @@
       <w:r>
         <w:t xml:space="preserve"> PA-adjacent populations are located</w:t>
       </w:r>
-      <w:ins w:id="17" w:author="Florent BEDECARRATS" w:date="2026-07-16T18:54:00Z">
+      <w:ins w:id="17" w:author="L’auteur" w:date="2026-07-16T21:33:00Z">
         <w:r>
           <w:t xml:space="preserve"> mostly</w:t>
         </w:r>
@@ -156,12 +148,12 @@
       <w:r>
         <w:t xml:space="preserve"> near non-strict protected areas (IUCN categories IV to VI) rather than strict protection regimes (IUCN categories I to III</w:t>
       </w:r>
-      <w:ins w:id="18" w:author="Florent BEDECARRATS" w:date="2026-07-16T18:54:00Z">
+      <w:ins w:id="18" w:author="L’auteur" w:date="2026-07-16T21:33:00Z">
         <w:r>
           <w:t>), largely because non-strict PAs are more numerous and cover more land.</w:t>
         </w:r>
       </w:ins>
-      <w:del w:id="19" w:author="Florent BEDECARRATS" w:date="2026-07-16T18:54:00Z">
+      <w:del w:id="19" w:author="L’auteur" w:date="2026-07-16T21:33:00Z">
         <w:r>
           <w:delText>).</w:delText>
         </w:r>
@@ -192,39 +184,36 @@
         <w:pStyle w:val="Corpsdetexte"/>
       </w:pPr>
       <w:r>
-        <w:t xml:space="preserve">In the literature assessing the social and economic implications of protected areas, the effects of conservation are consistently framed as local in nature. Yet what constitutes a “local population” is rarely made explicit in demographic terms, even though these definitions implicitly determine the scale to which empirical results apply and can be compared. Two dominant notions of locality recur. One focuses on populations living inside protected areas, directly subject to restrictions and management regimes. The other extends locality to populations living outside but near protected areas, on the premise that </w:t>
-      </w:r>
+        <w:t>In the literature assessing the social and economic implications of protected areas, the effects of conservation are consistently framed as local in nature. Yet what constitutes a “local population” is rarely made explicit in demographic terms, even though these definitions implicitly determine the scale to which empirical results apply and can be compared. Two dominant notions of locality recur. One focuses on populations living inside protected areas, directly subject to restrictions and management regimes. The other extends locality to populations living outside but near protected areas, on the premise that social effects attenuate with distance, reflecting spatial limits to resource use and interaction documented in earlier work (West</w:t>
+      </w:r>
+      <w:ins w:id="21" w:author="L’auteur" w:date="2026-07-16T21:33:00Z">
+        <w:r>
+          <w:t xml:space="preserve"> et al.</w:t>
+        </w:r>
+      </w:ins>
+      <w:del w:id="22" w:author="L’auteur" w:date="2026-07-16T21:33:00Z">
+        <w:r>
+          <w:delText>, Igoe, and Brockington</w:delText>
+        </w:r>
+      </w:del>
+      <w:r>
+        <w:t xml:space="preserve"> 2006).</w:t>
+      </w:r>
+    </w:p>
+    <w:p>
+      <w:pPr>
+        <w:pStyle w:val="Corpsdetexte"/>
+      </w:pPr>
       <w:r>
         <w:lastRenderedPageBreak/>
-        <w:t>social effects attenuate with distance, reflecting spatial limits to resource use and interaction documented in earlier work (West</w:t>
-      </w:r>
-      <w:ins w:id="21" w:author="Florent BEDECARRATS" w:date="2026-07-16T18:54:00Z">
-        <w:r>
-          <w:t xml:space="preserve"> et al.</w:t>
-        </w:r>
-      </w:ins>
-      <w:del w:id="22" w:author="Florent BEDECARRATS" w:date="2026-07-16T18:54:00Z">
-        <w:r>
-          <w:delText>, Igoe, and Brockington</w:delText>
-        </w:r>
-      </w:del>
-      <w:r>
-        <w:t xml:space="preserve"> 2006).</w:t>
-      </w:r>
-    </w:p>
-    <w:p>
-      <w:pPr>
-        <w:pStyle w:val="Corpsdetexte"/>
-      </w:pPr>
-      <w:r>
         <w:t xml:space="preserve">A 10 km buffer around PA boundaries has emerged as a </w:t>
       </w:r>
-      <w:ins w:id="23" w:author="Florent BEDECARRATS" w:date="2026-07-16T18:54:00Z">
+      <w:ins w:id="23" w:author="L’auteur" w:date="2026-07-16T21:33:00Z">
         <w:r>
           <w:t>frequently</w:t>
         </w:r>
       </w:ins>
-      <w:del w:id="24" w:author="Florent BEDECARRATS" w:date="2026-07-16T18:54:00Z">
+      <w:del w:id="24" w:author="L’auteur" w:date="2026-07-16T21:33:00Z">
         <w:r>
           <w:delText>widely</w:delText>
         </w:r>
@@ -273,11 +262,11 @@
         <w:pStyle w:val="Corpsdetexte"/>
       </w:pPr>
       <w:r>
-        <w:t xml:space="preserve">India is excluded because data on its nationally designated protected areas are restricted from public access in the WDPA. The WDPA records approximately 990 protected areas for India, but only 90 internationally designated sites (Ramsar wetlands, World Heritage sites, UNESCO-MAB Biosphere Reserves) are publicly available, covering approximately 0.5% of </w:t>
+        <w:t xml:space="preserve">India is excluded because data on its nationally designated protected areas are restricted from public access in the WDPA. The WDPA records approximately 990 protected areas for India, but only 90 internationally designated sites (Ramsar wetlands, World Heritage sites, UNESCO-MAB Biosphere Reserves) are publicly available, covering approximately 0.5% of India’s land area; data on the remaining 900 nationally designated sites cannot be viewed or downloaded (UNEP-WCMC 2026). Including these restricted sites, India’s terrestrial PA coverage reaches approximately 7.7%. India has stated that the process of making its data </w:t>
       </w:r>
       <w:r>
         <w:lastRenderedPageBreak/>
-        <w:t>India’s land area; data on the remaining 900 nationally designated sites cannot be viewed or downloaded (UNEP-WCMC 2026). Including these restricted sites, India’s terrestrial PA coverage reaches approximately 7.7%. India has stated that the process of making its data publicly accessible is in progress (Wani et al. 2025), and this data gap has been noted in global assessments (Zhang et al. 2025). Because India accounts for approximately 36% of the total LMIC population, including it with incomplete spatial data would mechanically depress aggregate PA coverage and exposure statistics. The analysis therefore covers 75 LMICs.</w:t>
+        <w:t>publicly accessible is in progress (Wani et al. 2025), and this data gap has been noted in global assessments (Zhang et al. 2025). Because India accounts for approximately 36% of the total LMIC population, including it with incomplete spatial data would mechanically depress aggregate PA coverage and exposure statistics. The analysis therefore covers 75 LMICs.</w:t>
       </w:r>
     </w:p>
     <w:p>
@@ -336,54 +325,56 @@
       <w:pPr>
         <w:pStyle w:val="FirstParagraph"/>
         <w:rPr>
-          <w:ins w:id="29" w:author="Florent BEDECARRATS" w:date="2026-07-16T18:54:00Z"/>
+          <w:ins w:id="29" w:author="L’auteur" w:date="2026-07-16T21:33:00Z"/>
         </w:rPr>
       </w:pPr>
-      <w:ins w:id="30" w:author="Florent BEDECARRATS" w:date="2026-07-16T18:54:00Z">
-        <w:r>
-          <w:t xml:space="preserve">We processed high-resolution population estimates within and around protected areas across the 75 countries in 2000 and 2020 entirely in R (R Core Team 2023), using the terra </w:t>
+      <w:ins w:id="30" w:author="L’auteur" w:date="2026-07-16T21:33:00Z">
+        <w:r>
+          <w:t>We processed high-resolution population estimates within and around protected areas across the 75 countries in 2000 and 2020 entirely in R (R Core Team 2023), using the terra (</w:t>
+        </w:r>
+        <w:proofErr w:type="spellStart"/>
+        <w:r>
+          <w:t>Hijmans</w:t>
+        </w:r>
+        <w:proofErr w:type="spellEnd"/>
+        <w:r>
+          <w:t xml:space="preserve"> 2025) and </w:t>
+        </w:r>
+        <w:proofErr w:type="spellStart"/>
+        <w:r>
+          <w:t>exactextractr</w:t>
+        </w:r>
+        <w:proofErr w:type="spellEnd"/>
+        <w:r>
+          <w:t xml:space="preserve"> (Baston 2023) packages for raster extraction and sf (</w:t>
+        </w:r>
+        <w:proofErr w:type="spellStart"/>
+        <w:r>
+          <w:t>Pebesma</w:t>
+        </w:r>
+        <w:proofErr w:type="spellEnd"/>
+        <w:r>
+          <w:t xml:space="preserve"> 2018) for vector operations. This pipeline reimplements in R an earlier version that relied on Google Earth Engine (Gorelick et al. 2017), both to improve reproducibility and to </w:t>
         </w:r>
         <w:r>
           <w:lastRenderedPageBreak/>
-          <w:t>(</w:t>
+          <w:t xml:space="preserve">correct two issues identified during revision: a double counting of overlapping buffer zones and a cross-border attribution of protected areas (see below). Given the volume of the underlying </w:t>
         </w:r>
         <w:proofErr w:type="spellStart"/>
         <w:r>
-          <w:t>Hijmans</w:t>
+          <w:t>rasters</w:t>
         </w:r>
         <w:proofErr w:type="spellEnd"/>
         <w:r>
-          <w:t xml:space="preserve"> 2025) and </w:t>
+          <w:t xml:space="preserve">, the computation was run on the SSP Cloud, an open cloud-based data-science platform built on the </w:t>
         </w:r>
         <w:proofErr w:type="spellStart"/>
         <w:r>
-          <w:t>exactextractr</w:t>
+          <w:t>Onyxia</w:t>
         </w:r>
         <w:proofErr w:type="spellEnd"/>
         <w:r>
-          <w:t xml:space="preserve"> (Baston 2023) packages for raster extraction and sf (</w:t>
-        </w:r>
-        <w:proofErr w:type="spellStart"/>
-        <w:r>
-          <w:t>Pebesma</w:t>
-        </w:r>
-        <w:proofErr w:type="spellEnd"/>
-        <w:r>
-          <w:t xml:space="preserve"> 2018) for vector operations. This pipeline reimplements in R an earlier version that relied on Google Earth Engine (Gorelick et al. 2017), both to improve reproducibility and to correct two issues identified during revision: a double counting of overlapping buffer zones and a cross-border attribution of protected areas (see below). Given the volume of the underlying </w:t>
-        </w:r>
-        <w:proofErr w:type="spellStart"/>
-        <w:r>
-          <w:t>rasters</w:t>
-        </w:r>
-        <w:proofErr w:type="spellEnd"/>
-        <w:r>
-          <w:t xml:space="preserve">, the computation was run on the SSP Cloud, a </w:t>
-        </w:r>
-        <w:r>
-          <w:t xml:space="preserve">public and </w:t>
-        </w:r>
-        <w:r>
-          <w:t>open cloud-based data-science platform (</w:t>
+          <w:t xml:space="preserve"> project (</w:t>
         </w:r>
         <w:proofErr w:type="spellStart"/>
         <w:r>
@@ -407,10 +398,10 @@
       <w:pPr>
         <w:pStyle w:val="FirstParagraph"/>
         <w:rPr>
-          <w:del w:id="31" w:author="Florent BEDECARRATS" w:date="2026-07-16T18:54:00Z"/>
+          <w:del w:id="31" w:author="L’auteur" w:date="2026-07-16T21:33:00Z"/>
         </w:rPr>
       </w:pPr>
-      <w:del w:id="32" w:author="Florent BEDECARRATS" w:date="2026-07-16T18:54:00Z">
+      <w:del w:id="32" w:author="L’auteur" w:date="2026-07-16T21:33:00Z">
         <w:r>
           <w:delText>We used Google Earth Engine (GEE), a cloud-based platform for large-scale environmental analysis (Gorelick et al. 2017), to process high-resolution population estimates within and around protected areas across the 75 countries in 2000 and 2020.</w:delText>
         </w:r>
@@ -431,12 +422,12 @@
       <w:r>
         <w:t xml:space="preserve"> legal protection (Hanson 2022; Coetzer</w:t>
       </w:r>
-      <w:ins w:id="33" w:author="Florent BEDECARRATS" w:date="2026-07-16T18:54:00Z">
+      <w:ins w:id="33" w:author="L’auteur" w:date="2026-07-16T21:33:00Z">
         <w:r>
           <w:t xml:space="preserve"> et al.</w:t>
         </w:r>
       </w:ins>
-      <w:del w:id="34" w:author="Florent BEDECARRATS" w:date="2026-07-16T18:54:00Z">
+      <w:del w:id="34" w:author="L’auteur" w:date="2026-07-16T21:33:00Z">
         <w:r>
           <w:delText>, Witkowski, and Erasmus</w:delText>
         </w:r>
@@ -452,12 +443,12 @@
       <w:r>
         <w:t xml:space="preserve">For each designation-period class and protected area category, </w:t>
       </w:r>
-      <w:ins w:id="35" w:author="Florent BEDECARRATS" w:date="2026-07-16T18:54:00Z">
+      <w:ins w:id="35" w:author="L’auteur" w:date="2026-07-16T21:33:00Z">
         <w:r>
           <w:t>protected area polygons</w:t>
         </w:r>
       </w:ins>
-      <w:del w:id="36" w:author="Florent BEDECARRATS" w:date="2026-07-16T18:54:00Z">
+      <w:del w:id="36" w:author="L’auteur" w:date="2026-07-16T21:33:00Z">
         <w:r>
           <w:delText>binary raster masks</w:delText>
         </w:r>
@@ -465,12 +456,12 @@
       <w:r>
         <w:t xml:space="preserve"> were </w:t>
       </w:r>
-      <w:ins w:id="37" w:author="Florent BEDECARRATS" w:date="2026-07-16T18:54:00Z">
+      <w:ins w:id="37" w:author="L’auteur" w:date="2026-07-16T21:33:00Z">
         <w:r>
           <w:t>dissolved</w:t>
         </w:r>
       </w:ins>
-      <w:del w:id="38" w:author="Florent BEDECARRATS" w:date="2026-07-16T18:54:00Z">
+      <w:del w:id="38" w:author="L’auteur" w:date="2026-07-16T21:33:00Z">
         <w:r>
           <w:delText>constructed</w:delText>
         </w:r>
@@ -478,12 +469,12 @@
       <w:r>
         <w:t xml:space="preserve"> and expanded using a 10 km buffer to represent proximity-based reference perimeters. </w:t>
       </w:r>
-      <w:ins w:id="39" w:author="Florent BEDECARRATS" w:date="2026-07-16T18:54:00Z">
+      <w:ins w:id="39" w:author="L’auteur" w:date="2026-07-16T21:33:00Z">
         <w:r>
           <w:t>To avoid double counting, the three IUCN category groups</w:t>
         </w:r>
       </w:ins>
-      <w:del w:id="40" w:author="Florent BEDECARRATS" w:date="2026-07-16T18:54:00Z">
+      <w:del w:id="40" w:author="L’auteur" w:date="2026-07-16T21:33:00Z">
         <w:r>
           <w:delText>Population counts and protected area surface</w:delText>
         </w:r>
@@ -491,12 +482,12 @@
       <w:r>
         <w:t xml:space="preserve"> were </w:t>
       </w:r>
-      <w:ins w:id="41" w:author="Florent BEDECARRATS" w:date="2026-07-16T18:54:00Z">
+      <w:ins w:id="41" w:author="L’auteur" w:date="2026-07-16T21:33:00Z">
         <w:r>
           <w:t>sliced hierarchically (strict, then non-strict, then unknown), and each category’s 10 km buffer ring was defined to exclude any area already attributed to a protected area interior or to a higher-priority category; population</w:t>
         </w:r>
       </w:ins>
-      <w:del w:id="42" w:author="Florent BEDECARRATS" w:date="2026-07-16T18:54:00Z">
+      <w:del w:id="42" w:author="L’auteur" w:date="2026-07-16T21:33:00Z">
         <w:r>
           <w:delText>computed through zonal aggregation within national boundaries. Spatial computations are conducted within national boundaries,</w:delText>
         </w:r>
@@ -504,12 +495,12 @@
       <w:r>
         <w:t xml:space="preserve"> and </w:t>
       </w:r>
-      <w:ins w:id="43" w:author="Florent BEDECARRATS" w:date="2026-07-16T18:54:00Z">
+      <w:ins w:id="43" w:author="L’auteur" w:date="2026-07-16T21:33:00Z">
         <w:r>
           <w:t>area were then summed over these mutually exclusive zones. This exclusive construction, together with a single joint treatment of protected areas with and without a recorded designation year, avoids double counting of overlapping buffer zones. Proximity</w:t>
         </w:r>
       </w:ins>
-      <w:del w:id="44" w:author="Florent BEDECARRATS" w:date="2026-07-16T18:54:00Z">
+      <w:del w:id="44" w:author="L’auteur" w:date="2026-07-16T21:33:00Z">
         <w:r>
           <w:delText>proximity</w:delText>
         </w:r>
@@ -522,42 +513,39 @@
       <w:pPr>
         <w:pStyle w:val="Corpsdetexte"/>
       </w:pPr>
-      <w:del w:id="45" w:author="Florent BEDECARRATS" w:date="2026-07-16T18:54:00Z">
+      <w:del w:id="45" w:author="L’auteur" w:date="2026-07-16T21:33:00Z">
         <w:r>
           <w:delText xml:space="preserve">We conducted the final analyses in R (R Core Team 2023). </w:delText>
         </w:r>
       </w:del>
       <w:r>
-        <w:t xml:space="preserve">The complete replication package, including the </w:t>
-      </w:r>
-      <w:ins w:id="46" w:author="Florent BEDECARRATS" w:date="2026-07-16T18:54:00Z">
-        <w:r>
-          <w:t>R</w:t>
-        </w:r>
-      </w:ins>
-      <w:del w:id="47" w:author="Florent BEDECARRATS" w:date="2026-07-16T18:54:00Z">
-        <w:r>
-          <w:delText>GEE JavaScript</w:delText>
-        </w:r>
-      </w:del>
-      <w:r>
-        <w:t xml:space="preserve"> code</w:t>
-      </w:r>
-      <w:del w:id="48" w:author="Florent BEDECARRATS" w:date="2026-07-16T18:54:00Z">
-        <w:r>
-          <w:delText>, R code,</w:delText>
-        </w:r>
-      </w:del>
-      <w:r>
-        <w:t xml:space="preserve"> and</w:t>
-      </w:r>
-      <w:ins w:id="49" w:author="Florent BEDECARRATS" w:date="2026-07-16T18:54:00Z">
-        <w:r>
-          <w:t xml:space="preserve"> the</w:t>
-        </w:r>
-      </w:ins>
-      <w:r>
-        <w:t xml:space="preserve"> output dataset, is available on GitHub (https://github.com/BETSAKA/population_near_protected_areas) and archived on Software Heritage (swh:</w:t>
+        <w:t xml:space="preserve">The </w:t>
+      </w:r>
+      <w:ins w:id="46" w:author="L’auteur" w:date="2026-07-16T21:33:00Z">
+        <w:r>
+          <w:t xml:space="preserve">data outputs underlying this study are available at </w:t>
+        </w:r>
+      </w:ins>
+      <w:del w:id="47" w:author="L’auteur" w:date="2026-07-16T21:33:00Z">
+        <w:r>
+          <w:delText>complete replication package, including the GEE JavaScript code, R code, and output dataset, is available on GitHub (</w:delText>
+        </w:r>
+      </w:del>
+      <w:r>
+        <w:t>https://github.com/BETSAKA/population_near_protected_areas</w:t>
+      </w:r>
+      <w:ins w:id="48" w:author="L’auteur" w:date="2026-07-16T21:33:00Z">
+        <w:r>
+          <w:t>/tree/main/data. The full replication package, including the R code and additional materials, is available at https://github.com/BETSAKA/population_near_protected_areas</w:t>
+        </w:r>
+      </w:ins>
+      <w:del w:id="49" w:author="L’auteur" w:date="2026-07-16T21:33:00Z">
+        <w:r>
+          <w:delText>)</w:delText>
+        </w:r>
+      </w:del>
+      <w:r>
+        <w:t xml:space="preserve"> and archived on Software Heritage (swh:</w:t>
       </w:r>
       <w:proofErr w:type="gramStart"/>
       <w:r>
@@ -596,12 +584,12 @@
       <w:r>
         <w:t xml:space="preserve">Restricting to populations living inside protected areas refers to a relatively small population: 61 million people, or 2.5% of the combined population of these 75 countries. Extending the exposure definition to include people living within 10 km of PA boundaries increases the encompassed population roughly </w:t>
       </w:r>
-      <w:ins w:id="52" w:author="Florent BEDECARRATS" w:date="2026-07-16T18:54:00Z">
+      <w:ins w:id="52" w:author="L’auteur" w:date="2026-07-16T21:33:00Z">
         <w:r>
           <w:t>twelvefold</w:t>
         </w:r>
       </w:ins>
-      <w:del w:id="53" w:author="Florent BEDECARRATS" w:date="2026-07-16T18:54:00Z">
+      <w:del w:id="53" w:author="L’auteur" w:date="2026-07-16T21:33:00Z">
         <w:r>
           <w:delText>fifteenfold</w:delText>
         </w:r>
@@ -609,12 +597,12 @@
       <w:r>
         <w:t xml:space="preserve">, to </w:t>
       </w:r>
-      <w:ins w:id="54" w:author="Florent BEDECARRATS" w:date="2026-07-16T18:54:00Z">
+      <w:ins w:id="54" w:author="L’auteur" w:date="2026-07-16T21:33:00Z">
         <w:r>
           <w:t>732</w:t>
         </w:r>
       </w:ins>
-      <w:del w:id="55" w:author="Florent BEDECARRATS" w:date="2026-07-16T18:54:00Z">
+      <w:del w:id="55" w:author="L’auteur" w:date="2026-07-16T21:33:00Z">
         <w:r>
           <w:delText>902</w:delText>
         </w:r>
@@ -622,12 +610,12 @@
       <w:r>
         <w:t xml:space="preserve"> million (</w:t>
       </w:r>
-      <w:ins w:id="56" w:author="Florent BEDECARRATS" w:date="2026-07-16T18:54:00Z">
+      <w:ins w:id="56" w:author="L’auteur" w:date="2026-07-16T21:33:00Z">
         <w:r>
           <w:t>29.5</w:t>
         </w:r>
       </w:ins>
-      <w:del w:id="57" w:author="Florent BEDECARRATS" w:date="2026-07-16T18:54:00Z">
+      <w:del w:id="57" w:author="L’auteur" w:date="2026-07-16T21:33:00Z">
         <w:r>
           <w:delText>36.6</w:delText>
         </w:r>
@@ -635,12 +623,12 @@
       <w:r>
         <w:t xml:space="preserve">%). For comparison, in 2000 (restricted to PAs with recorded designation years), </w:t>
       </w:r>
-      <w:ins w:id="58" w:author="Florent BEDECARRATS" w:date="2026-07-16T18:54:00Z">
+      <w:ins w:id="58" w:author="L’auteur" w:date="2026-07-16T21:33:00Z">
         <w:r>
           <w:t>18.8</w:t>
         </w:r>
       </w:ins>
-      <w:del w:id="59" w:author="Florent BEDECARRATS" w:date="2026-07-16T18:54:00Z">
+      <w:del w:id="59" w:author="L’auteur" w:date="2026-07-16T21:33:00Z">
         <w:r>
           <w:delText>17.9</w:delText>
         </w:r>
@@ -648,12 +636,12 @@
       <w:r>
         <w:t xml:space="preserve"> million people lived inside PAs and </w:t>
       </w:r>
-      <w:ins w:id="60" w:author="Florent BEDECARRATS" w:date="2026-07-16T18:54:00Z">
+      <w:ins w:id="60" w:author="L’auteur" w:date="2026-07-16T21:33:00Z">
         <w:r>
           <w:t>257.6</w:t>
         </w:r>
       </w:ins>
-      <w:del w:id="61" w:author="Florent BEDECARRATS" w:date="2026-07-16T18:54:00Z">
+      <w:del w:id="61" w:author="L’auteur" w:date="2026-07-16T21:33:00Z">
         <w:r>
           <w:delText>301.1</w:delText>
         </w:r>
@@ -661,12 +649,12 @@
       <w:r>
         <w:t xml:space="preserve"> million inside or within 10 km (</w:t>
       </w:r>
-      <w:ins w:id="62" w:author="Florent BEDECARRATS" w:date="2026-07-16T18:54:00Z">
+      <w:ins w:id="62" w:author="L’auteur" w:date="2026-07-16T21:33:00Z">
         <w:r>
           <w:t>15.4</w:t>
         </w:r>
       </w:ins>
-      <w:del w:id="63" w:author="Florent BEDECARRATS" w:date="2026-07-16T18:54:00Z">
+      <w:del w:id="63" w:author="L’auteur" w:date="2026-07-16T21:33:00Z">
         <w:r>
           <w:delText>18.2</w:delText>
         </w:r>
@@ -682,7 +670,7 @@
       <w:r>
         <w:t xml:space="preserve">The decomposition by PA category (Figure 1) shows that populations adjacent to non-strict PAs (IUCN categories IV to VI) </w:t>
       </w:r>
-      <w:del w:id="64" w:author="Florent BEDECARRATS" w:date="2026-07-16T18:54:00Z">
+      <w:del w:id="64" w:author="L’auteur" w:date="2026-07-16T21:33:00Z">
         <w:r>
           <w:delText xml:space="preserve">substantially </w:delText>
         </w:r>
@@ -690,12 +678,12 @@
       <w:r>
         <w:t xml:space="preserve">exceed those adjacent to strict PAs (IUCN categories I to III): </w:t>
       </w:r>
-      <w:ins w:id="65" w:author="Florent BEDECARRATS" w:date="2026-07-16T18:54:00Z">
+      <w:ins w:id="65" w:author="L’auteur" w:date="2026-07-16T21:33:00Z">
         <w:r>
           <w:t>207</w:t>
         </w:r>
       </w:ins>
-      <w:del w:id="66" w:author="Florent BEDECARRATS" w:date="2026-07-16T18:54:00Z">
+      <w:del w:id="66" w:author="L’auteur" w:date="2026-07-16T21:33:00Z">
         <w:r>
           <w:delText>244</w:delText>
         </w:r>
@@ -703,12 +691,12 @@
       <w:r>
         <w:t xml:space="preserve"> million inside or within 10 km of non-strict PAs, compared with </w:t>
       </w:r>
-      <w:ins w:id="67" w:author="Florent BEDECARRATS" w:date="2026-07-16T18:54:00Z">
+      <w:ins w:id="67" w:author="L’auteur" w:date="2026-07-16T21:33:00Z">
         <w:r>
           <w:t>159</w:t>
         </w:r>
       </w:ins>
-      <w:del w:id="68" w:author="Florent BEDECARRATS" w:date="2026-07-16T18:54:00Z">
+      <w:del w:id="68" w:author="L’auteur" w:date="2026-07-16T21:33:00Z">
         <w:r>
           <w:delText>196</w:delText>
         </w:r>
@@ -716,12 +704,12 @@
       <w:r>
         <w:t xml:space="preserve"> million near strict PAs. </w:t>
       </w:r>
-      <w:ins w:id="69" w:author="Florent BEDECARRATS" w:date="2026-07-16T18:54:00Z">
+      <w:ins w:id="69" w:author="L’auteur" w:date="2026-07-16T21:33:00Z">
         <w:r>
           <w:t>The largest share, however, is associated with</w:t>
         </w:r>
       </w:ins>
-      <w:del w:id="70" w:author="Florent BEDECARRATS" w:date="2026-07-16T18:54:00Z">
+      <w:del w:id="70" w:author="L’auteur" w:date="2026-07-16T21:33:00Z">
         <w:r>
           <w:delText>An additional 462 million people live near</w:delText>
         </w:r>
@@ -729,7 +717,7 @@
       <w:r>
         <w:t xml:space="preserve"> PAs whose IUCN category is not recorded in the WDPA</w:t>
       </w:r>
-      <w:ins w:id="71" w:author="Florent BEDECARRATS" w:date="2026-07-16T18:54:00Z">
+      <w:ins w:id="71" w:author="L’auteur" w:date="2026-07-16T21:33:00Z">
         <w:r>
           <w:t>: 366 million people</w:t>
         </w:r>
@@ -742,10 +730,10 @@
       <w:pPr>
         <w:pStyle w:val="Corpsdetexte"/>
         <w:rPr>
-          <w:ins w:id="72" w:author="Florent BEDECARRATS" w:date="2026-07-16T18:54:00Z"/>
+          <w:ins w:id="72" w:author="L’auteur" w:date="2026-07-16T21:33:00Z"/>
         </w:rPr>
       </w:pPr>
-      <w:ins w:id="73" w:author="Florent BEDECARRATS" w:date="2026-07-16T18:54:00Z">
+      <w:ins w:id="73" w:author="L’auteur" w:date="2026-07-16T21:33:00Z">
         <w:r>
           <w:t>Standardizing by PA area clarifies the source of this difference. Non-strict PAs are both more numerous than strict PAs (2,564 versus 1,160 sites) and slightly more extensive (1.39 versus 1.35 million km²). After dividing nearby population by PA area, the gap narrows but does not disappear: non-strict PAs are associated with 149 people inside or within 10 km per km² of PA, compared with 118 for strict PAs. The larger raw population near non-strict PAs therefore reflects primarily their greater number and area, with only a modest additional contribution from higher nearby population density.</w:t>
         </w:r>
@@ -782,18 +770,11 @@
       </w:r>
       <w:r>
         <w:rPr>
-          <w:rFonts w:ascii="Calibri" w:hAnsi="Calibri"/>
           <w:noProof/>
         </w:rPr>
         <w:t>1</w:t>
       </w:r>
       <w:r>
-        <w:rPr>
-          <w:rFonts w:ascii="Calibri" w:hAnsi="Calibri"/>
-          <w:rPrChange w:id="74" w:author="Florent BEDECARRATS" w:date="2026-07-16T18:54:00Z">
-            <w:rPr/>
-          </w:rPrChange>
-        </w:rPr>
         <w:fldChar w:fldCharType="end"/>
       </w:r>
       <w:r>
@@ -809,7 +790,7 @@
         </w:rPr>
         <w:t xml:space="preserve">Implied population magnitudes by </w:t>
       </w:r>
-      <w:ins w:id="75" w:author="Florent BEDECARRATS" w:date="2026-07-16T18:54:00Z">
+      <w:ins w:id="74" w:author="L’auteur" w:date="2026-07-16T21:33:00Z">
         <w:r>
           <w:rPr>
             <w:rFonts w:ascii="Calibri" w:hAnsi="Calibri"/>
@@ -818,7 +799,7 @@
           <w:t>exposure definition</w:t>
         </w:r>
       </w:ins>
-      <w:del w:id="76" w:author="Florent BEDECARRATS" w:date="2026-07-16T18:54:00Z">
+      <w:del w:id="75" w:author="L’auteur" w:date="2026-07-16T21:33:00Z">
         <w:r>
           <w:rPr>
             <w:rFonts w:ascii="Calibri" w:hAnsi="Calibri"/>
@@ -841,7 +822,7 @@
         </w:rPr>
         <w:t>All PAs in 2020 (</w:t>
       </w:r>
-      <w:ins w:id="77" w:author="Florent BEDECARRATS" w:date="2026-07-16T18:54:00Z">
+      <w:ins w:id="76" w:author="L’auteur" w:date="2026-07-16T21:33:00Z">
         <w:r>
           <w:rPr>
             <w:rFonts w:ascii="Calibri" w:hAnsi="Calibri"/>
@@ -851,7 +832,7 @@
           <w:t>including missing</w:t>
         </w:r>
       </w:ins>
-      <w:del w:id="78" w:author="Florent BEDECARRATS" w:date="2026-07-16T18:54:00Z">
+      <w:del w:id="77" w:author="L’auteur" w:date="2026-07-16T21:33:00Z">
         <w:r>
           <w:rPr>
             <w:rFonts w:ascii="Calibri" w:hAnsi="Calibri"/>
@@ -869,7 +850,7 @@
         </w:rPr>
         <w:t xml:space="preserve"> designation year), 75 LMICs </w:t>
       </w:r>
-      <w:ins w:id="79" w:author="Florent BEDECARRATS" w:date="2026-07-16T18:54:00Z">
+      <w:ins w:id="78" w:author="L’auteur" w:date="2026-07-16T21:33:00Z">
         <w:r>
           <w:rPr>
             <w:rFonts w:ascii="Calibri" w:hAnsi="Calibri"/>
@@ -879,7 +860,7 @@
           <w:t>excluding</w:t>
         </w:r>
       </w:ins>
-      <w:del w:id="80" w:author="Florent BEDECARRATS" w:date="2026-07-16T18:54:00Z">
+      <w:del w:id="79" w:author="L’auteur" w:date="2026-07-16T21:33:00Z">
         <w:r>
           <w:rPr>
             <w:rFonts w:ascii="Calibri" w:hAnsi="Calibri"/>
@@ -897,7 +878,7 @@
         </w:rPr>
         <w:t xml:space="preserve"> India</w:t>
       </w:r>
-      <w:ins w:id="81" w:author="Florent BEDECARRATS" w:date="2026-07-16T18:54:00Z">
+      <w:ins w:id="80" w:author="L’auteur" w:date="2026-07-16T21:33:00Z">
         <w:r>
           <w:rPr>
             <w:rFonts w:ascii="Calibri" w:hAnsi="Calibri"/>
@@ -907,7 +888,7 @@
           <w:t>,</w:t>
         </w:r>
       </w:ins>
-      <w:del w:id="82" w:author="Florent BEDECARRATS" w:date="2026-07-16T18:54:00Z">
+      <w:del w:id="81" w:author="L’auteur" w:date="2026-07-16T21:33:00Z">
         <w:r>
           <w:rPr>
             <w:rFonts w:ascii="Calibri" w:hAnsi="Calibri"/>
@@ -961,7 +942,7 @@
               <w:keepNext/>
               <w:spacing w:after="60"/>
             </w:pPr>
-            <w:ins w:id="83" w:author="Florent BEDECARRATS" w:date="2026-07-16T18:54:00Z">
+            <w:ins w:id="82" w:author="L’auteur" w:date="2026-07-16T21:33:00Z">
               <w:r>
                 <w:rPr>
                   <w:rFonts w:ascii="Calibri" w:hAnsi="Calibri"/>
@@ -970,7 +951,7 @@
                 <w:t>Exposure</w:t>
               </w:r>
             </w:ins>
-            <w:del w:id="84" w:author="Florent BEDECARRATS" w:date="2026-07-16T18:54:00Z">
+            <w:del w:id="83" w:author="L’auteur" w:date="2026-07-16T21:33:00Z">
               <w:r>
                 <w:rPr>
                   <w:rFonts w:ascii="Calibri" w:hAnsi="Calibri"/>
@@ -986,7 +967,7 @@
               </w:rPr>
               <w:t xml:space="preserve"> definition</w:t>
             </w:r>
-            <w:del w:id="85" w:author="Florent BEDECARRATS" w:date="2026-07-16T18:54:00Z">
+            <w:del w:id="84" w:author="L’auteur" w:date="2026-07-16T21:33:00Z">
               <w:r>
                 <w:rPr>
                   <w:rFonts w:ascii="Calibri" w:hAnsi="Calibri"/>
@@ -1058,7 +1039,7 @@
               </w:rPr>
               <w:t xml:space="preserve"> </w:t>
             </w:r>
-            <w:ins w:id="86" w:author="Florent BEDECARRATS" w:date="2026-07-16T18:54:00Z">
+            <w:ins w:id="85" w:author="L’auteur" w:date="2026-07-16T21:33:00Z">
               <w:r>
                 <w:rPr>
                   <w:rFonts w:ascii="Calibri" w:hAnsi="Calibri"/>
@@ -1067,7 +1048,7 @@
                 <w:t>75-country GHSL</w:t>
               </w:r>
             </w:ins>
-            <w:del w:id="87" w:author="Florent BEDECARRATS" w:date="2026-07-16T18:54:00Z">
+            <w:del w:id="86" w:author="L’auteur" w:date="2026-07-16T21:33:00Z">
               <w:r>
                 <w:rPr>
                   <w:rFonts w:ascii="Calibri" w:hAnsi="Calibri"/>
@@ -1106,7 +1087,7 @@
               <w:keepNext/>
               <w:spacing w:after="60"/>
             </w:pPr>
-            <w:ins w:id="88" w:author="Florent BEDECARRATS" w:date="2026-07-16T18:54:00Z">
+            <w:ins w:id="87" w:author="L’auteur" w:date="2026-07-16T21:33:00Z">
               <w:r>
                 <w:rPr>
                   <w:rFonts w:ascii="Calibri" w:hAnsi="Calibri"/>
@@ -1115,7 +1096,7 @@
                 <w:t>Inside</w:t>
               </w:r>
             </w:ins>
-            <w:del w:id="89" w:author="Florent BEDECARRATS" w:date="2026-07-16T18:54:00Z">
+            <w:del w:id="88" w:author="L’auteur" w:date="2026-07-16T21:33:00Z">
               <w:r>
                 <w:rPr>
                   <w:rFonts w:ascii="Calibri" w:hAnsi="Calibri"/>
@@ -1131,7 +1112,7 @@
               </w:rPr>
               <w:t xml:space="preserve"> PAs only</w:t>
             </w:r>
-            <w:ins w:id="90" w:author="Florent BEDECARRATS" w:date="2026-07-16T18:54:00Z">
+            <w:ins w:id="89" w:author="L’auteur" w:date="2026-07-16T21:33:00Z">
               <w:r>
                 <w:rPr>
                   <w:rFonts w:ascii="Calibri" w:hAnsi="Calibri"/>
@@ -1140,7 +1121,7 @@
                 <w:t>, all categories</w:t>
               </w:r>
             </w:ins>
-            <w:del w:id="91" w:author="Florent BEDECARRATS" w:date="2026-07-16T18:54:00Z">
+            <w:del w:id="90" w:author="L’auteur" w:date="2026-07-16T21:33:00Z">
               <w:r>
                 <w:rPr>
                   <w:rFonts w:ascii="Calibri" w:hAnsi="Calibri"/>
@@ -1174,7 +1155,7 @@
               </w:rPr>
               <w:t>60.</w:t>
             </w:r>
-            <w:ins w:id="92" w:author="Florent BEDECARRATS" w:date="2026-07-16T18:54:00Z">
+            <w:ins w:id="91" w:author="L’auteur" w:date="2026-07-16T21:33:00Z">
               <w:r>
                 <w:rPr>
                   <w:rFonts w:ascii="Calibri" w:hAnsi="Calibri"/>
@@ -1183,7 +1164,7 @@
                 <w:t>8</w:t>
               </w:r>
             </w:ins>
-            <w:del w:id="93" w:author="Florent BEDECARRATS" w:date="2026-07-16T18:54:00Z">
+            <w:del w:id="92" w:author="L’auteur" w:date="2026-07-16T21:33:00Z">
               <w:r>
                 <w:rPr>
                   <w:rFonts w:ascii="Calibri" w:hAnsi="Calibri"/>
@@ -1224,7 +1205,7 @@
         <w:trPr>
           <w:cantSplit/>
           <w:jc w:val="center"/>
-          <w:ins w:id="94" w:author="Florent BEDECARRATS" w:date="2026-07-16T18:54:00Z"/>
+          <w:ins w:id="93" w:author="L’auteur" w:date="2026-07-16T21:33:00Z"/>
         </w:trPr>
         <w:tc>
           <w:tcPr>
@@ -1241,10 +1222,10 @@
               <w:keepNext/>
               <w:spacing w:after="60"/>
               <w:rPr>
-                <w:ins w:id="95" w:author="Florent BEDECARRATS" w:date="2026-07-16T18:54:00Z"/>
+                <w:ins w:id="94" w:author="L’auteur" w:date="2026-07-16T21:33:00Z"/>
               </w:rPr>
             </w:pPr>
-            <w:ins w:id="96" w:author="Florent BEDECARRATS" w:date="2026-07-16T18:54:00Z">
+            <w:ins w:id="95" w:author="L’auteur" w:date="2026-07-16T21:33:00Z">
               <w:r>
                 <w:rPr>
                   <w:rFonts w:ascii="Calibri" w:hAnsi="Calibri"/>
@@ -1271,10 +1252,10 @@
               <w:spacing w:after="60"/>
               <w:jc w:val="center"/>
               <w:rPr>
-                <w:ins w:id="97" w:author="Florent BEDECARRATS" w:date="2026-07-16T18:54:00Z"/>
+                <w:ins w:id="96" w:author="L’auteur" w:date="2026-07-16T21:33:00Z"/>
               </w:rPr>
             </w:pPr>
-            <w:ins w:id="98" w:author="Florent BEDECARRATS" w:date="2026-07-16T18:54:00Z">
+            <w:ins w:id="97" w:author="L’auteur" w:date="2026-07-16T21:33:00Z">
               <w:r>
                 <w:rPr>
                   <w:rFonts w:ascii="Calibri" w:hAnsi="Calibri"/>
@@ -1301,10 +1282,10 @@
               <w:spacing w:after="60"/>
               <w:jc w:val="center"/>
               <w:rPr>
-                <w:ins w:id="99" w:author="Florent BEDECARRATS" w:date="2026-07-16T18:54:00Z"/>
+                <w:ins w:id="98" w:author="L’auteur" w:date="2026-07-16T21:33:00Z"/>
               </w:rPr>
             </w:pPr>
-            <w:ins w:id="100" w:author="Florent BEDECARRATS" w:date="2026-07-16T18:54:00Z">
+            <w:ins w:id="99" w:author="L’auteur" w:date="2026-07-16T21:33:00Z">
               <w:r>
                 <w:rPr>
                   <w:rFonts w:ascii="Calibri" w:hAnsi="Calibri"/>
@@ -1320,7 +1301,7 @@
         <w:trPr>
           <w:cantSplit/>
           <w:jc w:val="center"/>
-          <w:ins w:id="101" w:author="Florent BEDECARRATS" w:date="2026-07-16T18:54:00Z"/>
+          <w:ins w:id="100" w:author="L’auteur" w:date="2026-07-16T21:33:00Z"/>
         </w:trPr>
         <w:tc>
           <w:tcPr>
@@ -1337,11 +1318,11 @@
               <w:keepNext/>
               <w:spacing w:after="60"/>
               <w:rPr>
-                <w:ins w:id="102" w:author="Florent BEDECARRATS" w:date="2026-07-16T18:54:00Z"/>
+                <w:ins w:id="101" w:author="L’auteur" w:date="2026-07-16T21:33:00Z"/>
                 <w:lang w:val="fr-FR"/>
               </w:rPr>
             </w:pPr>
-            <w:ins w:id="103" w:author="Florent BEDECARRATS" w:date="2026-07-16T18:54:00Z">
+            <w:ins w:id="102" w:author="L’auteur" w:date="2026-07-16T21:33:00Z">
               <w:r>
                 <w:rPr>
                   <w:rFonts w:ascii="Calibri" w:hAnsi="Calibri"/>
@@ -1397,10 +1378,10 @@
               <w:spacing w:after="60"/>
               <w:jc w:val="center"/>
               <w:rPr>
-                <w:ins w:id="104" w:author="Florent BEDECARRATS" w:date="2026-07-16T18:54:00Z"/>
+                <w:ins w:id="103" w:author="L’auteur" w:date="2026-07-16T21:33:00Z"/>
               </w:rPr>
             </w:pPr>
-            <w:ins w:id="105" w:author="Florent BEDECARRATS" w:date="2026-07-16T18:54:00Z">
+            <w:ins w:id="104" w:author="L’auteur" w:date="2026-07-16T21:33:00Z">
               <w:r>
                 <w:rPr>
                   <w:rFonts w:ascii="Calibri" w:hAnsi="Calibri"/>
@@ -1427,10 +1408,10 @@
               <w:spacing w:after="60"/>
               <w:jc w:val="center"/>
               <w:rPr>
-                <w:ins w:id="106" w:author="Florent BEDECARRATS" w:date="2026-07-16T18:54:00Z"/>
+                <w:ins w:id="105" w:author="L’auteur" w:date="2026-07-16T21:33:00Z"/>
               </w:rPr>
             </w:pPr>
-            <w:ins w:id="107" w:author="Florent BEDECARRATS" w:date="2026-07-16T18:54:00Z">
+            <w:ins w:id="106" w:author="L’auteur" w:date="2026-07-16T21:33:00Z">
               <w:r>
                 <w:rPr>
                   <w:rFonts w:ascii="Calibri" w:hAnsi="Calibri"/>
@@ -1446,7 +1427,7 @@
         <w:trPr>
           <w:cantSplit/>
           <w:jc w:val="center"/>
-          <w:ins w:id="108" w:author="Florent BEDECARRATS" w:date="2026-07-16T18:54:00Z"/>
+          <w:ins w:id="107" w:author="L’auteur" w:date="2026-07-16T21:33:00Z"/>
         </w:trPr>
         <w:tc>
           <w:tcPr>
@@ -1463,10 +1444,10 @@
               <w:keepNext/>
               <w:spacing w:after="60"/>
               <w:rPr>
-                <w:ins w:id="109" w:author="Florent BEDECARRATS" w:date="2026-07-16T18:54:00Z"/>
+                <w:ins w:id="108" w:author="L’auteur" w:date="2026-07-16T21:33:00Z"/>
               </w:rPr>
             </w:pPr>
-            <w:ins w:id="110" w:author="Florent BEDECARRATS" w:date="2026-07-16T18:54:00Z">
+            <w:ins w:id="109" w:author="L’auteur" w:date="2026-07-16T21:33:00Z">
               <w:r>
                 <w:rPr>
                   <w:rFonts w:ascii="Calibri" w:hAnsi="Calibri"/>
@@ -1493,10 +1474,10 @@
               <w:spacing w:after="60"/>
               <w:jc w:val="center"/>
               <w:rPr>
-                <w:ins w:id="111" w:author="Florent BEDECARRATS" w:date="2026-07-16T18:54:00Z"/>
+                <w:ins w:id="110" w:author="L’auteur" w:date="2026-07-16T21:33:00Z"/>
               </w:rPr>
             </w:pPr>
-            <w:ins w:id="112" w:author="Florent BEDECARRATS" w:date="2026-07-16T18:54:00Z">
+            <w:ins w:id="111" w:author="L’auteur" w:date="2026-07-16T21:33:00Z">
               <w:r>
                 <w:rPr>
                   <w:rFonts w:ascii="Calibri" w:hAnsi="Calibri"/>
@@ -1523,10 +1504,10 @@
               <w:spacing w:after="60"/>
               <w:jc w:val="center"/>
               <w:rPr>
-                <w:ins w:id="113" w:author="Florent BEDECARRATS" w:date="2026-07-16T18:54:00Z"/>
+                <w:ins w:id="112" w:author="L’auteur" w:date="2026-07-16T21:33:00Z"/>
               </w:rPr>
             </w:pPr>
-            <w:ins w:id="114" w:author="Florent BEDECARRATS" w:date="2026-07-16T18:54:00Z">
+            <w:ins w:id="113" w:author="L’auteur" w:date="2026-07-16T21:33:00Z">
               <w:r>
                 <w:rPr>
                   <w:rFonts w:ascii="Calibri" w:hAnsi="Calibri"/>
@@ -1565,7 +1546,7 @@
               </w:rPr>
               <w:t>Inside PAs or within 10 km</w:t>
             </w:r>
-            <w:ins w:id="115" w:author="Florent BEDECARRATS" w:date="2026-07-16T18:54:00Z">
+            <w:ins w:id="114" w:author="L’auteur" w:date="2026-07-16T21:33:00Z">
               <w:r>
                 <w:rPr>
                   <w:rFonts w:ascii="Calibri" w:hAnsi="Calibri"/>
@@ -1592,7 +1573,7 @@
               <w:spacing w:after="60"/>
               <w:jc w:val="center"/>
             </w:pPr>
-            <w:ins w:id="116" w:author="Florent BEDECARRATS" w:date="2026-07-16T18:54:00Z">
+            <w:ins w:id="115" w:author="L’auteur" w:date="2026-07-16T21:33:00Z">
               <w:r>
                 <w:rPr>
                   <w:rFonts w:ascii="Calibri" w:hAnsi="Calibri"/>
@@ -1601,7 +1582,7 @@
                 <w:t>731.5</w:t>
               </w:r>
             </w:ins>
-            <w:del w:id="117" w:author="Florent BEDECARRATS" w:date="2026-07-16T18:54:00Z">
+            <w:del w:id="116" w:author="L’auteur" w:date="2026-07-16T21:33:00Z">
               <w:r>
                 <w:rPr>
                   <w:rFonts w:ascii="Calibri" w:hAnsi="Calibri"/>
@@ -1628,7 +1609,7 @@
               <w:spacing w:after="60"/>
               <w:jc w:val="center"/>
             </w:pPr>
-            <w:ins w:id="118" w:author="Florent BEDECARRATS" w:date="2026-07-16T18:54:00Z">
+            <w:ins w:id="117" w:author="L’auteur" w:date="2026-07-16T21:33:00Z">
               <w:r>
                 <w:rPr>
                   <w:rFonts w:ascii="Calibri" w:hAnsi="Calibri"/>
@@ -1637,7 +1618,7 @@
                 <w:t>29.5</w:t>
               </w:r>
             </w:ins>
-            <w:del w:id="119" w:author="Florent BEDECARRATS" w:date="2026-07-16T18:54:00Z">
+            <w:del w:id="118" w:author="L’auteur" w:date="2026-07-16T21:33:00Z">
               <w:r>
                 <w:rPr>
                   <w:rFonts w:ascii="Calibri" w:hAnsi="Calibri"/>
@@ -1669,7 +1650,7 @@
               <w:keepNext/>
               <w:spacing w:after="60"/>
             </w:pPr>
-            <w:ins w:id="120" w:author="Florent BEDECARRATS" w:date="2026-07-16T18:54:00Z">
+            <w:ins w:id="119" w:author="L’auteur" w:date="2026-07-16T21:33:00Z">
               <w:r>
                 <w:rPr>
                   <w:rFonts w:ascii="Calibri" w:hAnsi="Calibri"/>
@@ -1678,7 +1659,7 @@
                 <w:t>Inside</w:t>
               </w:r>
             </w:ins>
-            <w:del w:id="121" w:author="Florent BEDECARRATS" w:date="2026-07-16T18:54:00Z">
+            <w:del w:id="120" w:author="L’auteur" w:date="2026-07-16T21:33:00Z">
               <w:r>
                 <w:rPr>
                   <w:rFonts w:ascii="Calibri" w:hAnsi="Calibri"/>
@@ -1694,7 +1675,7 @@
               </w:rPr>
               <w:t xml:space="preserve"> or within 10 km</w:t>
             </w:r>
-            <w:ins w:id="122" w:author="Florent BEDECARRATS" w:date="2026-07-16T18:54:00Z">
+            <w:ins w:id="121" w:author="L’auteur" w:date="2026-07-16T21:33:00Z">
               <w:r>
                 <w:rPr>
                   <w:rFonts w:ascii="Calibri" w:hAnsi="Calibri"/>
@@ -1721,7 +1702,7 @@
               <w:spacing w:after="60"/>
               <w:jc w:val="center"/>
             </w:pPr>
-            <w:ins w:id="123" w:author="Florent BEDECARRATS" w:date="2026-07-16T18:54:00Z">
+            <w:ins w:id="122" w:author="L’auteur" w:date="2026-07-16T21:33:00Z">
               <w:r>
                 <w:rPr>
                   <w:rFonts w:ascii="Calibri" w:hAnsi="Calibri"/>
@@ -1730,7 +1711,7 @@
                 <w:t>158.7</w:t>
               </w:r>
             </w:ins>
-            <w:del w:id="124" w:author="Florent BEDECARRATS" w:date="2026-07-16T18:54:00Z">
+            <w:del w:id="123" w:author="L’auteur" w:date="2026-07-16T21:33:00Z">
               <w:r>
                 <w:rPr>
                   <w:rFonts w:ascii="Calibri" w:hAnsi="Calibri"/>
@@ -1757,7 +1738,7 @@
               <w:spacing w:after="60"/>
               <w:jc w:val="center"/>
             </w:pPr>
-            <w:ins w:id="125" w:author="Florent BEDECARRATS" w:date="2026-07-16T18:54:00Z">
+            <w:ins w:id="124" w:author="L’auteur" w:date="2026-07-16T21:33:00Z">
               <w:r>
                 <w:rPr>
                   <w:rFonts w:ascii="Calibri" w:hAnsi="Calibri"/>
@@ -1766,7 +1747,7 @@
                 <w:t>6.4</w:t>
               </w:r>
             </w:ins>
-            <w:del w:id="126" w:author="Florent BEDECARRATS" w:date="2026-07-16T18:54:00Z">
+            <w:del w:id="125" w:author="L’auteur" w:date="2026-07-16T21:33:00Z">
               <w:r>
                 <w:rPr>
                   <w:rFonts w:ascii="Calibri" w:hAnsi="Calibri"/>
@@ -1798,7 +1779,7 @@
               <w:keepNext/>
               <w:spacing w:after="60"/>
             </w:pPr>
-            <w:ins w:id="127" w:author="Florent BEDECARRATS" w:date="2026-07-16T18:54:00Z">
+            <w:ins w:id="126" w:author="L’auteur" w:date="2026-07-16T21:33:00Z">
               <w:r>
                 <w:rPr>
                   <w:rFonts w:ascii="Calibri" w:hAnsi="Calibri"/>
@@ -1807,7 +1788,7 @@
                 <w:t>Inside</w:t>
               </w:r>
             </w:ins>
-            <w:del w:id="128" w:author="Florent BEDECARRATS" w:date="2026-07-16T18:54:00Z">
+            <w:del w:id="127" w:author="L’auteur" w:date="2026-07-16T21:33:00Z">
               <w:r>
                 <w:rPr>
                   <w:rFonts w:ascii="Calibri" w:hAnsi="Calibri"/>
@@ -1823,7 +1804,7 @@
               </w:rPr>
               <w:t xml:space="preserve"> or within 10 km</w:t>
             </w:r>
-            <w:ins w:id="129" w:author="Florent BEDECARRATS" w:date="2026-07-16T18:54:00Z">
+            <w:ins w:id="128" w:author="L’auteur" w:date="2026-07-16T21:33:00Z">
               <w:r>
                 <w:rPr>
                   <w:rFonts w:ascii="Calibri" w:hAnsi="Calibri"/>
@@ -1850,7 +1831,7 @@
               <w:spacing w:after="60"/>
               <w:jc w:val="center"/>
             </w:pPr>
-            <w:ins w:id="130" w:author="Florent BEDECARRATS" w:date="2026-07-16T18:54:00Z">
+            <w:ins w:id="129" w:author="L’auteur" w:date="2026-07-16T21:33:00Z">
               <w:r>
                 <w:rPr>
                   <w:rFonts w:ascii="Calibri" w:hAnsi="Calibri"/>
@@ -1859,7 +1840,7 @@
                 <w:t>206.7</w:t>
               </w:r>
             </w:ins>
-            <w:del w:id="131" w:author="Florent BEDECARRATS" w:date="2026-07-16T18:54:00Z">
+            <w:del w:id="130" w:author="L’auteur" w:date="2026-07-16T21:33:00Z">
               <w:r>
                 <w:rPr>
                   <w:rFonts w:ascii="Calibri" w:hAnsi="Calibri"/>
@@ -1886,7 +1867,7 @@
               <w:spacing w:after="60"/>
               <w:jc w:val="center"/>
             </w:pPr>
-            <w:ins w:id="132" w:author="Florent BEDECARRATS" w:date="2026-07-16T18:54:00Z">
+            <w:ins w:id="131" w:author="L’auteur" w:date="2026-07-16T21:33:00Z">
               <w:r>
                 <w:rPr>
                   <w:rFonts w:ascii="Calibri" w:hAnsi="Calibri"/>
@@ -1895,7 +1876,7 @@
                 <w:t>8.3</w:t>
               </w:r>
             </w:ins>
-            <w:del w:id="133" w:author="Florent BEDECARRATS" w:date="2026-07-16T18:54:00Z">
+            <w:del w:id="132" w:author="L’auteur" w:date="2026-07-16T21:33:00Z">
               <w:r>
                 <w:rPr>
                   <w:rFonts w:ascii="Calibri" w:hAnsi="Calibri"/>
@@ -1927,7 +1908,7 @@
               <w:keepNext/>
               <w:spacing w:after="60"/>
             </w:pPr>
-            <w:ins w:id="134" w:author="Florent BEDECARRATS" w:date="2026-07-16T18:54:00Z">
+            <w:ins w:id="133" w:author="L’auteur" w:date="2026-07-16T21:33:00Z">
               <w:r>
                 <w:rPr>
                   <w:rFonts w:ascii="Calibri" w:hAnsi="Calibri"/>
@@ -1936,7 +1917,7 @@
                 <w:t>Inside</w:t>
               </w:r>
             </w:ins>
-            <w:del w:id="135" w:author="Florent BEDECARRATS" w:date="2026-07-16T18:54:00Z">
+            <w:del w:id="134" w:author="L’auteur" w:date="2026-07-16T21:33:00Z">
               <w:r>
                 <w:rPr>
                   <w:rFonts w:ascii="Calibri" w:hAnsi="Calibri"/>
@@ -1952,7 +1933,7 @@
               </w:rPr>
               <w:t xml:space="preserve"> or within 10 km</w:t>
             </w:r>
-            <w:ins w:id="136" w:author="Florent BEDECARRATS" w:date="2026-07-16T18:54:00Z">
+            <w:ins w:id="135" w:author="L’auteur" w:date="2026-07-16T21:33:00Z">
               <w:r>
                 <w:rPr>
                   <w:rFonts w:ascii="Calibri" w:hAnsi="Calibri"/>
@@ -1979,7 +1960,7 @@
               <w:spacing w:after="60"/>
               <w:jc w:val="center"/>
             </w:pPr>
-            <w:ins w:id="137" w:author="Florent BEDECARRATS" w:date="2026-07-16T18:54:00Z">
+            <w:ins w:id="136" w:author="L’auteur" w:date="2026-07-16T21:33:00Z">
               <w:r>
                 <w:rPr>
                   <w:rFonts w:ascii="Calibri" w:hAnsi="Calibri"/>
@@ -1988,7 +1969,7 @@
                 <w:t>366.2</w:t>
               </w:r>
             </w:ins>
-            <w:del w:id="138" w:author="Florent BEDECARRATS" w:date="2026-07-16T18:54:00Z">
+            <w:del w:id="137" w:author="L’auteur" w:date="2026-07-16T21:33:00Z">
               <w:r>
                 <w:rPr>
                   <w:rFonts w:ascii="Calibri" w:hAnsi="Calibri"/>
@@ -2015,7 +1996,7 @@
               <w:spacing w:after="60"/>
               <w:jc w:val="center"/>
             </w:pPr>
-            <w:ins w:id="139" w:author="Florent BEDECARRATS" w:date="2026-07-16T18:54:00Z">
+            <w:ins w:id="138" w:author="L’auteur" w:date="2026-07-16T21:33:00Z">
               <w:r>
                 <w:rPr>
                   <w:rFonts w:ascii="Calibri" w:hAnsi="Calibri"/>
@@ -2024,7 +2005,7 @@
                 <w:t>14</w:t>
               </w:r>
             </w:ins>
-            <w:del w:id="140" w:author="Florent BEDECARRATS" w:date="2026-07-16T18:54:00Z">
+            <w:del w:id="139" w:author="L’auteur" w:date="2026-07-16T21:33:00Z">
               <w:r>
                 <w:rPr>
                   <w:rFonts w:ascii="Calibri" w:hAnsi="Calibri"/>
@@ -2065,7 +2046,7 @@
               </w:rPr>
               <w:t>Source: WDPA May 2021</w:t>
             </w:r>
-            <w:ins w:id="141" w:author="Florent BEDECARRATS" w:date="2026-07-16T18:54:00Z">
+            <w:ins w:id="140" w:author="L’auteur" w:date="2026-07-16T21:33:00Z">
               <w:r>
                 <w:rPr>
                   <w:rFonts w:ascii="Calibri" w:hAnsi="Calibri"/>
@@ -2074,7 +2055,7 @@
                 <w:t xml:space="preserve"> and</w:t>
               </w:r>
             </w:ins>
-            <w:del w:id="142" w:author="Florent BEDECARRATS" w:date="2026-07-16T18:54:00Z">
+            <w:del w:id="141" w:author="L’auteur" w:date="2026-07-16T21:33:00Z">
               <w:r>
                 <w:rPr>
                   <w:rFonts w:ascii="Calibri" w:hAnsi="Calibri"/>
@@ -2090,7 +2071,7 @@
               </w:rPr>
               <w:t xml:space="preserve"> GHSL 2020. </w:t>
             </w:r>
-            <w:ins w:id="143" w:author="Florent BEDECARRATS" w:date="2026-07-16T18:54:00Z">
+            <w:ins w:id="142" w:author="L’auteur" w:date="2026-07-16T21:33:00Z">
               <w:r>
                 <w:rPr>
                   <w:rFonts w:ascii="Calibri" w:hAnsi="Calibri"/>
@@ -2099,7 +2080,7 @@
                 <w:t>'Inside or within</w:t>
               </w:r>
             </w:ins>
-            <w:del w:id="144" w:author="Florent BEDECARRATS" w:date="2026-07-16T18:54:00Z">
+            <w:del w:id="143" w:author="L’auteur" w:date="2026-07-16T21:33:00Z">
               <w:r>
                 <w:rPr>
                   <w:rFonts w:ascii="Calibri" w:hAnsi="Calibri"/>
@@ -2115,7 +2096,7 @@
               </w:rPr>
               <w:t xml:space="preserve"> 10 km' includes populations inside PAs</w:t>
             </w:r>
-            <w:ins w:id="145" w:author="Florent BEDECARRATS" w:date="2026-07-16T18:54:00Z">
+            <w:ins w:id="144" w:author="L’auteur" w:date="2026-07-16T21:33:00Z">
               <w:r>
                 <w:rPr>
                   <w:rFonts w:ascii="Calibri" w:hAnsi="Calibri"/>
@@ -2142,7 +2123,7 @@
       <w:r>
         <w:t xml:space="preserve">An in-out comparison – where “treated” populations are those residing inside PAs – implies a study population of approximately 61 million people (2.5% of the population of these 75 countries). </w:t>
       </w:r>
-      <w:ins w:id="146" w:author="Florent BEDECARRATS" w:date="2026-07-16T18:54:00Z">
+      <w:ins w:id="145" w:author="L’auteur" w:date="2026-07-16T21:33:00Z">
         <w:r>
           <w:t xml:space="preserve">The same definition applied only to strict PAs would concern 10 million people, compared with 19 million for non-strict PAs and 31 million for PAs with unrecorded IUCN category. </w:t>
         </w:r>
@@ -2150,12 +2131,12 @@
       <w:r>
         <w:t xml:space="preserve">When the spatial definition extends to populations within 10 km, the implied population rises to </w:t>
       </w:r>
-      <w:ins w:id="147" w:author="Florent BEDECARRATS" w:date="2026-07-16T18:54:00Z">
+      <w:ins w:id="146" w:author="L’auteur" w:date="2026-07-16T21:33:00Z">
         <w:r>
           <w:t>732</w:t>
         </w:r>
       </w:ins>
-      <w:del w:id="148" w:author="Florent BEDECARRATS" w:date="2026-07-16T18:54:00Z">
+      <w:del w:id="147" w:author="L’auteur" w:date="2026-07-16T21:33:00Z">
         <w:r>
           <w:delText>902</w:delText>
         </w:r>
@@ -2163,12 +2144,12 @@
       <w:r>
         <w:t xml:space="preserve"> million (</w:t>
       </w:r>
-      <w:ins w:id="149" w:author="Florent BEDECARRATS" w:date="2026-07-16T18:54:00Z">
+      <w:ins w:id="148" w:author="L’auteur" w:date="2026-07-16T21:33:00Z">
         <w:r>
           <w:t>29.5%), of whom 159 million are near</w:t>
         </w:r>
       </w:ins>
-      <w:del w:id="150" w:author="Florent BEDECARRATS" w:date="2026-07-16T18:54:00Z">
+      <w:del w:id="149" w:author="L’auteur" w:date="2026-07-16T21:33:00Z">
         <w:r>
           <w:delText>36.6%). Restricting to</w:delText>
         </w:r>
@@ -2176,12 +2157,12 @@
       <w:r>
         <w:t xml:space="preserve"> strict PAs</w:t>
       </w:r>
-      <w:ins w:id="151" w:author="Florent BEDECARRATS" w:date="2026-07-16T18:54:00Z">
+      <w:ins w:id="150" w:author="L’auteur" w:date="2026-07-16T21:33:00Z">
         <w:r>
           <w:t>, 207</w:t>
         </w:r>
       </w:ins>
-      <w:del w:id="152" w:author="Florent BEDECARRATS" w:date="2026-07-16T18:54:00Z">
+      <w:del w:id="151" w:author="L’auteur" w:date="2026-07-16T21:33:00Z">
         <w:r>
           <w:delText xml:space="preserve"> only yields 196</w:delText>
         </w:r>
@@ -2189,12 +2170,12 @@
       <w:r>
         <w:t xml:space="preserve"> million</w:t>
       </w:r>
-      <w:ins w:id="153" w:author="Florent BEDECARRATS" w:date="2026-07-16T18:54:00Z">
+      <w:ins w:id="152" w:author="L’auteur" w:date="2026-07-16T21:33:00Z">
         <w:r>
           <w:t xml:space="preserve"> near</w:t>
         </w:r>
       </w:ins>
-      <w:del w:id="154" w:author="Florent BEDECARRATS" w:date="2026-07-16T18:54:00Z">
+      <w:del w:id="153" w:author="L’auteur" w:date="2026-07-16T21:33:00Z">
         <w:r>
           <w:delText>, while</w:delText>
         </w:r>
@@ -2202,12 +2183,12 @@
       <w:r>
         <w:t xml:space="preserve"> non-strict PAs</w:t>
       </w:r>
-      <w:ins w:id="155" w:author="Florent BEDECARRATS" w:date="2026-07-16T18:54:00Z">
+      <w:ins w:id="154" w:author="L’auteur" w:date="2026-07-16T21:33:00Z">
         <w:r>
           <w:t>, and 366</w:t>
         </w:r>
       </w:ins>
-      <w:del w:id="156" w:author="Florent BEDECARRATS" w:date="2026-07-16T18:54:00Z">
+      <w:del w:id="155" w:author="L’auteur" w:date="2026-07-16T21:33:00Z">
         <w:r>
           <w:delText xml:space="preserve"> contribute 244</w:delText>
         </w:r>
@@ -2215,7 +2196,7 @@
       <w:r>
         <w:t xml:space="preserve"> million</w:t>
       </w:r>
-      <w:ins w:id="157" w:author="Florent BEDECARRATS" w:date="2026-07-16T18:54:00Z">
+      <w:ins w:id="156" w:author="L’auteur" w:date="2026-07-16T21:33:00Z">
         <w:r>
           <w:t xml:space="preserve"> near PAs with unrecorded IUCN category</w:t>
         </w:r>
@@ -2228,7 +2209,7 @@
       <w:pPr>
         <w:pStyle w:val="Titre2"/>
       </w:pPr>
-      <w:bookmarkStart w:id="158" w:name="change-over-time-by-pa-category"/>
+      <w:bookmarkStart w:id="157" w:name="change-over-time-by-pa-category"/>
       <w:bookmarkEnd w:id="51"/>
       <w:r>
         <w:t>Change over time by PA category</w:t>
@@ -2241,12 +2222,12 @@
       <w:r>
         <w:t xml:space="preserve">Comparing 2020 with 2000 is subject to an important caveat: designation years are missing for </w:t>
       </w:r>
-      <w:ins w:id="159" w:author="Florent BEDECARRATS" w:date="2026-07-16T18:54:00Z">
+      <w:ins w:id="158" w:author="L’auteur" w:date="2026-07-16T21:33:00Z">
         <w:r>
           <w:t>2,912</w:t>
         </w:r>
       </w:ins>
-      <w:del w:id="160" w:author="Florent BEDECARRATS" w:date="2026-07-16T18:54:00Z">
+      <w:del w:id="159" w:author="L’auteur" w:date="2026-07-16T21:33:00Z">
         <w:r>
           <w:delText>690</w:delText>
         </w:r>
@@ -2254,12 +2235,12 @@
       <w:r>
         <w:t xml:space="preserve"> out of </w:t>
       </w:r>
-      <w:ins w:id="161" w:author="Florent BEDECARRATS" w:date="2026-07-16T18:54:00Z">
+      <w:ins w:id="160" w:author="L’auteur" w:date="2026-07-16T21:33:00Z">
         <w:r>
           <w:t>9,170</w:t>
         </w:r>
       </w:ins>
-      <w:del w:id="162" w:author="Florent BEDECARRATS" w:date="2026-07-16T18:54:00Z">
+      <w:del w:id="161" w:author="L’auteur" w:date="2026-07-16T21:33:00Z">
         <w:r>
           <w:delText>3,154</w:delText>
         </w:r>
@@ -2280,17 +2261,17 @@
       <w:pPr>
         <w:pStyle w:val="Corpsdetexte"/>
         <w:rPr>
-          <w:ins w:id="163" w:author="Florent BEDECARRATS" w:date="2026-07-16T18:54:00Z"/>
+          <w:ins w:id="162" w:author="L’auteur" w:date="2026-07-16T21:33:00Z"/>
         </w:rPr>
       </w:pPr>
-      <w:ins w:id="164" w:author="Florent BEDECARRATS" w:date="2026-07-16T18:54:00Z">
+      <w:ins w:id="163" w:author="L’auteur" w:date="2026-07-16T21:33:00Z">
         <w:r>
           <w:rPr>
             <w:noProof/>
           </w:rPr>
           <w:lastRenderedPageBreak/>
           <w:drawing>
-            <wp:inline distT="0" distB="0" distL="0" distR="0" wp14:anchorId="1E6BC4CC" wp14:editId="276978D6">
+            <wp:inline distT="0" distB="0" distL="0" distR="0" wp14:anchorId="781ACE2A" wp14:editId="3764231C">
               <wp:extent cx="5969000" cy="3730624"/>
               <wp:effectExtent l="0" t="0" r="0" b="0"/>
               <wp:docPr id="23" name="Picture"/>
@@ -2337,16 +2318,16 @@
       <w:pPr>
         <w:pStyle w:val="Corpsdetexte"/>
         <w:rPr>
-          <w:del w:id="165" w:author="Florent BEDECARRATS" w:date="2026-07-16T18:54:00Z"/>
+          <w:del w:id="164" w:author="L’auteur" w:date="2026-07-16T21:33:00Z"/>
         </w:rPr>
       </w:pPr>
-      <w:del w:id="166" w:author="Florent BEDECARRATS" w:date="2026-07-16T18:54:00Z">
+      <w:del w:id="165" w:author="L’auteur" w:date="2026-07-16T21:33:00Z">
         <w:r>
           <w:rPr>
             <w:noProof/>
           </w:rPr>
           <w:drawing>
-            <wp:inline distT="0" distB="0" distL="0" distR="0" wp14:anchorId="636AA0AE" wp14:editId="0CA326C1">
+            <wp:inline distT="0" distB="0" distL="0" distR="0" wp14:anchorId="5CA65407" wp14:editId="73F27265">
               <wp:extent cx="5969000" cy="3730624"/>
               <wp:effectExtent l="0" t="0" r="0" b="0"/>
               <wp:docPr id="27" name="Picture"/>
@@ -2396,12 +2377,12 @@
       <w:r>
         <w:t xml:space="preserve">Growth in exposed populations occurred across all three PA categories. The net change (2020 minus 2000) for the 75 LMICs combined (Figure S1, Supplementary Materials) shows that the population inside or within 10 km of non-strict PAs grew by approximately </w:t>
       </w:r>
-      <w:ins w:id="167" w:author="Florent BEDECARRATS" w:date="2026-07-16T18:54:00Z">
+      <w:ins w:id="166" w:author="L’auteur" w:date="2026-07-16T21:33:00Z">
         <w:r>
           <w:t>94</w:t>
         </w:r>
       </w:ins>
-      <w:del w:id="168" w:author="Florent BEDECARRATS" w:date="2026-07-16T18:54:00Z">
+      <w:del w:id="167" w:author="L’auteur" w:date="2026-07-16T21:33:00Z">
         <w:r>
           <w:delText>108</w:delText>
         </w:r>
@@ -2413,12 +2394,12 @@
         <w:lastRenderedPageBreak/>
         <w:t xml:space="preserve">million, that inside or within 10 km of PAs with unrecorded IUCN category by </w:t>
       </w:r>
-      <w:ins w:id="169" w:author="Florent BEDECARRATS" w:date="2026-07-16T18:54:00Z">
+      <w:ins w:id="168" w:author="L’auteur" w:date="2026-07-16T21:33:00Z">
         <w:r>
           <w:t>101</w:t>
         </w:r>
       </w:ins>
-      <w:del w:id="170" w:author="Florent BEDECARRATS" w:date="2026-07-16T18:54:00Z">
+      <w:del w:id="169" w:author="L’auteur" w:date="2026-07-16T21:33:00Z">
         <w:r>
           <w:delText>111</w:delText>
         </w:r>
@@ -2426,12 +2407,12 @@
       <w:r>
         <w:t xml:space="preserve"> million, and that near strict PAs by </w:t>
       </w:r>
-      <w:ins w:id="171" w:author="Florent BEDECARRATS" w:date="2026-07-16T18:54:00Z">
+      <w:ins w:id="170" w:author="L’auteur" w:date="2026-07-16T21:33:00Z">
         <w:r>
           <w:t>63</w:t>
         </w:r>
       </w:ins>
-      <w:del w:id="172" w:author="Florent BEDECARRATS" w:date="2026-07-16T18:54:00Z">
+      <w:del w:id="171" w:author="L’auteur" w:date="2026-07-16T21:33:00Z">
         <w:r>
           <w:delText>77</w:delText>
         </w:r>
@@ -2447,12 +2428,12 @@
       <w:r>
         <w:t xml:space="preserve">This overall increase reflects two distinct mechanisms: population growth near PAs that already existed by 2000, and the designation of new PAs between 2000 and 2020. Using national population growth rates to approximate what 2000-era PA footprints would have contained under 2020 population levels, we estimate that roughly </w:t>
       </w:r>
-      <w:ins w:id="173" w:author="Florent BEDECARRATS" w:date="2026-07-16T18:54:00Z">
+      <w:ins w:id="172" w:author="L’auteur" w:date="2026-07-16T21:33:00Z">
         <w:r>
           <w:t>51</w:t>
         </w:r>
       </w:ins>
-      <w:del w:id="174" w:author="Florent BEDECARRATS" w:date="2026-07-16T18:54:00Z">
+      <w:del w:id="173" w:author="L’auteur" w:date="2026-07-16T21:33:00Z">
         <w:r>
           <w:delText>53</w:delText>
         </w:r>
@@ -2460,12 +2441,12 @@
       <w:r>
         <w:t xml:space="preserve">% of the increase is attributable to demographic growth around pre-existing PAs, and </w:t>
       </w:r>
-      <w:ins w:id="175" w:author="Florent BEDECARRATS" w:date="2026-07-16T18:54:00Z">
+      <w:ins w:id="174" w:author="L’auteur" w:date="2026-07-16T21:33:00Z">
         <w:r>
           <w:t>49</w:t>
         </w:r>
       </w:ins>
-      <w:del w:id="176" w:author="Florent BEDECARRATS" w:date="2026-07-16T18:54:00Z">
+      <w:del w:id="175" w:author="L’auteur" w:date="2026-07-16T21:33:00Z">
         <w:r>
           <w:delText>47</w:delText>
         </w:r>
@@ -2478,8 +2459,8 @@
       <w:pPr>
         <w:pStyle w:val="Titre2"/>
       </w:pPr>
-      <w:bookmarkStart w:id="177" w:name="X36c7847bfc23ec1f29bec0a1a382b6d5952c46d"/>
-      <w:bookmarkEnd w:id="158"/>
+      <w:bookmarkStart w:id="176" w:name="X36c7847bfc23ec1f29bec0a1a382b6d5952c46d"/>
+      <w:bookmarkEnd w:id="157"/>
       <w:r>
         <w:t>Uncertainty from missing designation years</w:t>
       </w:r>
@@ -2491,12 +2472,12 @@
       <w:r>
         <w:t xml:space="preserve">The WDPA records a designation year for each protected area, but this field is not reported for </w:t>
       </w:r>
-      <w:ins w:id="178" w:author="Florent BEDECARRATS" w:date="2026-07-16T18:54:00Z">
+      <w:ins w:id="177" w:author="L’auteur" w:date="2026-07-16T21:33:00Z">
         <w:r>
           <w:t>2,912</w:t>
         </w:r>
       </w:ins>
-      <w:del w:id="179" w:author="Florent BEDECARRATS" w:date="2026-07-16T18:54:00Z">
+      <w:del w:id="178" w:author="L’auteur" w:date="2026-07-16T21:33:00Z">
         <w:r>
           <w:delText>690</w:delText>
         </w:r>
@@ -2504,12 +2485,12 @@
       <w:r>
         <w:t xml:space="preserve"> of the </w:t>
       </w:r>
-      <w:ins w:id="180" w:author="Florent BEDECARRATS" w:date="2026-07-16T18:54:00Z">
+      <w:ins w:id="179" w:author="L’auteur" w:date="2026-07-16T21:33:00Z">
         <w:r>
           <w:t>9,170</w:t>
         </w:r>
       </w:ins>
-      <w:del w:id="181" w:author="Florent BEDECARRATS" w:date="2026-07-16T18:54:00Z">
+      <w:del w:id="180" w:author="L’auteur" w:date="2026-07-16T21:33:00Z">
         <w:r>
           <w:delText>3,154</w:delText>
         </w:r>
@@ -2525,12 +2506,12 @@
       <w:r>
         <w:t xml:space="preserve">For </w:t>
       </w:r>
-      <w:ins w:id="182" w:author="Florent BEDECARRATS" w:date="2026-07-16T18:54:00Z">
+      <w:ins w:id="181" w:author="L’auteur" w:date="2026-07-16T21:33:00Z">
         <w:r>
           <w:t>60</w:t>
         </w:r>
       </w:ins>
-      <w:del w:id="183" w:author="Florent BEDECARRATS" w:date="2026-07-16T18:54:00Z">
+      <w:del w:id="182" w:author="L’auteur" w:date="2026-07-16T21:33:00Z">
         <w:r>
           <w:delText>54</w:delText>
         </w:r>
@@ -2543,8 +2524,8 @@
       <w:pPr>
         <w:pStyle w:val="Titre2"/>
       </w:pPr>
-      <w:bookmarkStart w:id="184" w:name="cross-country-variation"/>
-      <w:bookmarkEnd w:id="177"/>
+      <w:bookmarkStart w:id="183" w:name="cross-country-variation"/>
+      <w:bookmarkEnd w:id="176"/>
       <w:r>
         <w:t>Cross-country variation</w:t>
       </w:r>
@@ -2556,12 +2537,12 @@
       <w:r>
         <w:t xml:space="preserve">Figure 2 displays, for each country, the percentage of the national population residing inside PAs or within 10 km, in 2000 and 2020. The wide cross-country variation – from less than 1% to over 90% – underscores that aggregate statistics mask considerable heterogeneity. In </w:t>
       </w:r>
-      <w:ins w:id="185" w:author="Florent BEDECARRATS" w:date="2026-07-16T18:54:00Z">
+      <w:ins w:id="184" w:author="L’auteur" w:date="2026-07-16T21:33:00Z">
         <w:r>
           <w:t>62</w:t>
         </w:r>
       </w:ins>
-      <w:del w:id="186" w:author="Florent BEDECARRATS" w:date="2026-07-16T18:54:00Z">
+      <w:del w:id="185" w:author="L’auteur" w:date="2026-07-16T21:33:00Z">
         <w:r>
           <w:delText>66</w:delText>
         </w:r>
@@ -2569,7 +2550,7 @@
       <w:r>
         <w:t xml:space="preserve"> of the 75 countries, the share strictly increased between 2000 and 2020 (blue segments), consistent with PA expansion. </w:t>
       </w:r>
-      <w:del w:id="187" w:author="Florent BEDECARRATS" w:date="2026-07-16T18:54:00Z">
+      <w:del w:id="186" w:author="L’auteur" w:date="2026-07-16T21:33:00Z">
         <w:r>
           <w:delText xml:space="preserve">Two island states (Micronesia and Kiribati) had no PAs in either period. </w:delText>
         </w:r>
@@ -2577,7 +2558,7 @@
       <w:r>
         <w:t xml:space="preserve">Seven countries </w:t>
       </w:r>
-      <w:ins w:id="188" w:author="Florent BEDECARRATS" w:date="2026-07-16T18:54:00Z">
+      <w:ins w:id="187" w:author="L’auteur" w:date="2026-07-16T21:33:00Z">
         <w:r>
           <w:t xml:space="preserve">show no change over this comparison: Kiribati, North Korea, Somalia, and Syria have no protected areas in the WDPA extract, while in Micronesia, Moldova, and Palestine every protected area lacks a recorded designation year and is therefore excluded from the confirmed-year comparison shown here (their populations do appear in the 2020 all-PA figures). Six countries </w:t>
         </w:r>
@@ -2585,12 +2566,12 @@
       <w:r>
         <w:t xml:space="preserve">experienced marginal declines (all below </w:t>
       </w:r>
-      <w:ins w:id="189" w:author="Florent BEDECARRATS" w:date="2026-07-16T18:54:00Z">
+      <w:ins w:id="188" w:author="L’auteur" w:date="2026-07-16T21:33:00Z">
         <w:r>
           <w:t>2</w:t>
         </w:r>
       </w:ins>
-      <w:del w:id="190" w:author="Florent BEDECARRATS" w:date="2026-07-16T18:54:00Z">
+      <w:del w:id="189" w:author="L’auteur" w:date="2026-07-16T21:33:00Z">
         <w:r>
           <w:delText>1</w:delText>
         </w:r>
@@ -2598,7 +2579,7 @@
       <w:r>
         <w:t xml:space="preserve">.5 percentage points), most notably Eritrea, </w:t>
       </w:r>
-      <w:del w:id="191" w:author="Florent BEDECARRATS" w:date="2026-07-16T18:54:00Z">
+      <w:del w:id="190" w:author="L’auteur" w:date="2026-07-16T21:33:00Z">
         <w:r>
           <w:delText xml:space="preserve">Malawi, and </w:delText>
         </w:r>
@@ -2606,7 +2587,7 @@
       <w:r>
         <w:t>Zambia</w:t>
       </w:r>
-      <w:ins w:id="192" w:author="Florent BEDECARRATS" w:date="2026-07-16T18:54:00Z">
+      <w:ins w:id="191" w:author="L’auteur" w:date="2026-07-16T21:33:00Z">
         <w:r>
           <w:t>, and Malawi</w:t>
         </w:r>
@@ -2619,17 +2600,17 @@
       <w:pPr>
         <w:pStyle w:val="Corpsdetexte"/>
         <w:rPr>
-          <w:ins w:id="193" w:author="Florent BEDECARRATS" w:date="2026-07-16T18:54:00Z"/>
+          <w:ins w:id="192" w:author="L’auteur" w:date="2026-07-16T21:33:00Z"/>
         </w:rPr>
       </w:pPr>
-      <w:ins w:id="194" w:author="Florent BEDECARRATS" w:date="2026-07-16T18:54:00Z">
+      <w:ins w:id="193" w:author="L’auteur" w:date="2026-07-16T21:33:00Z">
         <w:r>
           <w:rPr>
             <w:noProof/>
           </w:rPr>
           <w:lastRenderedPageBreak/>
           <w:drawing>
-            <wp:inline distT="0" distB="0" distL="0" distR="0" wp14:anchorId="1FE0A981" wp14:editId="08D3829F">
+            <wp:inline distT="0" distB="0" distL="0" distR="0" wp14:anchorId="785D6141" wp14:editId="3168EC6E">
               <wp:extent cx="5969000" cy="8953499"/>
               <wp:effectExtent l="0" t="0" r="0" b="0"/>
               <wp:docPr id="28" name="Picture"/>
@@ -2676,17 +2657,17 @@
       <w:pPr>
         <w:pStyle w:val="Corpsdetexte"/>
         <w:rPr>
-          <w:del w:id="195" w:author="Florent BEDECARRATS" w:date="2026-07-16T18:54:00Z"/>
+          <w:del w:id="194" w:author="L’auteur" w:date="2026-07-16T21:33:00Z"/>
         </w:rPr>
       </w:pPr>
-      <w:del w:id="196" w:author="Florent BEDECARRATS" w:date="2026-07-16T18:54:00Z">
+      <w:del w:id="195" w:author="L’auteur" w:date="2026-07-16T21:33:00Z">
         <w:r>
           <w:rPr>
             <w:noProof/>
           </w:rPr>
           <w:lastRenderedPageBreak/>
           <w:drawing>
-            <wp:inline distT="0" distB="0" distL="0" distR="0" wp14:anchorId="6A127109" wp14:editId="60874594">
+            <wp:inline distT="0" distB="0" distL="0" distR="0" wp14:anchorId="371B9570" wp14:editId="3840B032">
               <wp:extent cx="5969000" cy="8953499"/>
               <wp:effectExtent l="0" t="0" r="0" b="0"/>
               <wp:docPr id="32" name="Picture"/>
@@ -2733,8 +2714,8 @@
       <w:pPr>
         <w:pStyle w:val="Titre2"/>
       </w:pPr>
-      <w:bookmarkStart w:id="197" w:name="robustness-ghsl-vs-worldpop"/>
-      <w:bookmarkEnd w:id="184"/>
+      <w:bookmarkStart w:id="196" w:name="robustness-ghsl-vs-worldpop"/>
+      <w:bookmarkEnd w:id="183"/>
       <w:r>
         <w:lastRenderedPageBreak/>
         <w:t xml:space="preserve">Robustness: GHSL vs </w:t>
@@ -2757,16 +2738,16 @@
       <w:pPr>
         <w:pStyle w:val="Corpsdetexte"/>
         <w:rPr>
-          <w:ins w:id="198" w:author="Florent BEDECARRATS" w:date="2026-07-16T18:54:00Z"/>
+          <w:ins w:id="197" w:author="L’auteur" w:date="2026-07-16T21:33:00Z"/>
         </w:rPr>
       </w:pPr>
-      <w:ins w:id="199" w:author="Florent BEDECARRATS" w:date="2026-07-16T18:54:00Z">
+      <w:ins w:id="198" w:author="L’auteur" w:date="2026-07-16T21:33:00Z">
         <w:r>
           <w:rPr>
             <w:noProof/>
           </w:rPr>
           <w:drawing>
-            <wp:inline distT="0" distB="0" distL="0" distR="0" wp14:anchorId="0B184FE3" wp14:editId="3EBD8085">
+            <wp:inline distT="0" distB="0" distL="0" distR="0" wp14:anchorId="4C7AACA4" wp14:editId="193DF3AF">
               <wp:extent cx="5969000" cy="2984500"/>
               <wp:effectExtent l="0" t="0" r="0" b="0"/>
               <wp:docPr id="1" name="Picture"/>
@@ -2813,16 +2794,16 @@
       <w:pPr>
         <w:pStyle w:val="Corpsdetexte"/>
         <w:rPr>
-          <w:del w:id="200" w:author="Florent BEDECARRATS" w:date="2026-07-16T18:54:00Z"/>
+          <w:del w:id="199" w:author="L’auteur" w:date="2026-07-16T21:33:00Z"/>
         </w:rPr>
       </w:pPr>
-      <w:del w:id="201" w:author="Florent BEDECARRATS" w:date="2026-07-16T18:54:00Z">
+      <w:del w:id="200" w:author="L’auteur" w:date="2026-07-16T21:33:00Z">
         <w:r>
           <w:rPr>
             <w:noProof/>
           </w:rPr>
           <w:drawing>
-            <wp:inline distT="0" distB="0" distL="0" distR="0" wp14:anchorId="40851A67" wp14:editId="4D52C0E0">
+            <wp:inline distT="0" distB="0" distL="0" distR="0" wp14:anchorId="24B44515" wp14:editId="32CB0514">
               <wp:extent cx="5969000" cy="2984500"/>
               <wp:effectExtent l="0" t="0" r="0" b="0"/>
               <wp:docPr id="36" name="Picture"/>
@@ -2881,9 +2862,9 @@
       <w:pPr>
         <w:pStyle w:val="Titre1"/>
       </w:pPr>
-      <w:bookmarkStart w:id="202" w:name="discussion"/>
+      <w:bookmarkStart w:id="201" w:name="discussion"/>
       <w:bookmarkEnd w:id="50"/>
-      <w:bookmarkEnd w:id="197"/>
+      <w:bookmarkEnd w:id="196"/>
       <w:r>
         <w:t>Discussion</w:t>
       </w:r>
@@ -2892,7 +2873,7 @@
       <w:pPr>
         <w:pStyle w:val="Titre2"/>
       </w:pPr>
-      <w:bookmarkStart w:id="203" w:name="X23fae57bef187af3632e76b5956525c1b434363"/>
+      <w:bookmarkStart w:id="202" w:name="X23fae57bef187af3632e76b5956525c1b434363"/>
       <w:r>
         <w:t>Demographic scale and the impact evaluation literature</w:t>
       </w:r>
@@ -2925,8 +2906,8 @@
       <w:pPr>
         <w:pStyle w:val="Titre2"/>
       </w:pPr>
-      <w:bookmarkStart w:id="204" w:name="Xad345af1928c08f50fdd1e93684be9043fa7711"/>
-      <w:bookmarkEnd w:id="203"/>
+      <w:bookmarkStart w:id="203" w:name="Xad345af1928c08f50fdd1e93684be9043fa7711"/>
+      <w:bookmarkEnd w:id="202"/>
       <w:r>
         <w:t>PA categories matter for interpreting impacts</w:t>
       </w:r>
@@ -2938,7 +2919,7 @@
       <w:r>
         <w:t xml:space="preserve">The decomposition by IUCN management category reveals that populations adjacent to non-strict PAs (IUCN IV-VI) </w:t>
       </w:r>
-      <w:del w:id="205" w:author="Florent BEDECARRATS" w:date="2026-07-16T18:54:00Z">
+      <w:del w:id="204" w:author="L’auteur" w:date="2026-07-16T21:33:00Z">
         <w:r>
           <w:delText xml:space="preserve">substantially </w:delText>
         </w:r>
@@ -2954,7 +2935,7 @@
       <w:r>
         <w:t xml:space="preserve">This has direct relevance for interpreting impact evaluation results. The term “protected area” encompasses management regimes with vastly different implications for local populations – from national parks that prohibit entry to community conservation areas that allow resource extraction – yet comparisons of impacts across management categories remain rare (Kandel et al. 2022; Oldekop et al. 2016). Our results show that the demographic weight of non-strict PAs exceeds that of strictly protected areas in LMICs. </w:t>
       </w:r>
-      <w:ins w:id="206" w:author="Florent BEDECARRATS" w:date="2026-07-16T18:54:00Z">
+      <w:ins w:id="205" w:author="L’auteur" w:date="2026-07-16T21:33:00Z">
         <w:r>
           <w:t xml:space="preserve">This is mainly </w:t>
         </w:r>
@@ -2992,12 +2973,12 @@
       <w:r>
         <w:t xml:space="preserve">Assessing what these different management regimes imply for local welfare is the domain of impact evaluation studies, not the purpose of this paper. What we document is that the population living near PAs is </w:t>
       </w:r>
-      <w:ins w:id="207" w:author="Florent BEDECARRATS" w:date="2026-07-16T18:54:00Z">
+      <w:ins w:id="206" w:author="L’auteur" w:date="2026-07-16T21:33:00Z">
         <w:r>
           <w:t>larger</w:t>
         </w:r>
       </w:ins>
-      <w:del w:id="208" w:author="Florent BEDECARRATS" w:date="2026-07-16T18:54:00Z">
+      <w:del w:id="207" w:author="L’auteur" w:date="2026-07-16T21:33:00Z">
         <w:r>
           <w:delText>concentrated</w:delText>
         </w:r>
@@ -3010,8 +2991,8 @@
       <w:pPr>
         <w:pStyle w:val="Titre2"/>
       </w:pPr>
-      <w:bookmarkStart w:id="209" w:name="data-limitations"/>
-      <w:bookmarkEnd w:id="204"/>
+      <w:bookmarkStart w:id="208" w:name="data-limitations"/>
+      <w:bookmarkEnd w:id="203"/>
       <w:r>
         <w:t>Data limitations</w:t>
       </w:r>
@@ -3048,51 +3029,51 @@
       <w:pPr>
         <w:pStyle w:val="Titre2"/>
       </w:pPr>
-      <w:bookmarkStart w:id="210" w:name="scope-and-interpretive-boundaries"/>
+      <w:bookmarkStart w:id="209" w:name="scope-and-interpretive-boundaries"/>
+      <w:bookmarkEnd w:id="208"/>
+      <w:r>
+        <w:t>Scope and interpretive boundaries</w:t>
+      </w:r>
+    </w:p>
+    <w:p>
+      <w:pPr>
+        <w:pStyle w:val="FirstParagraph"/>
+      </w:pPr>
+      <w:r>
+        <w:t>This paper quantifies population magnitudes. It does not estimate socio-economic impacts, welfare effects, or causal relationships. No claim is made - explicitly or implicitly - about whether living near a protected area makes people better or worse off. Such questions require impact evaluation designs with appropriate identification strategies, which are beyond the scope of this work.</w:t>
+      </w:r>
+    </w:p>
+    <w:p>
+      <w:pPr>
+        <w:pStyle w:val="Corpsdetexte"/>
+      </w:pPr>
+      <w:r>
+        <w:t>We also do not rank conservation policies or PA categories in terms of desirability. The decomposition by management category is intended to describe the demographic composition of PA-adjacent populations, not to evaluate the relative merits of different protection regimes.</w:t>
+      </w:r>
+    </w:p>
+    <w:p>
+      <w:pPr>
+        <w:pStyle w:val="Corpsdetexte"/>
+      </w:pPr>
+      <w:r>
+        <w:t>The paper does not claim that spatial proximity constitutes “being affected by” a protected area. The 10 km buffer is used because it is a common reference perimeter in the impact evaluation literature, not because it represents a known threshold for social or ecological effects. The actual spatial extent of PA-related effects on livelihoods is an empirical question that varies by context and cannot be resolved by our data.</w:t>
+      </w:r>
+    </w:p>
+    <w:p>
+      <w:pPr>
+        <w:pStyle w:val="Corpsdetexte"/>
+      </w:pPr>
+      <w:r>
+        <w:t>A related limitation concerns population differentiation. Our estimates treat all inhabitants within a given perimeter as demographically equivalent. In practice, populations near protected areas are heterogeneous in their dependence on natural resources, their legal status, and their vulnerability to land-use restrictions. Indigenous peoples and traditional communities - estimated at 476 million people worldwide across more than 90 countries (United Nations Department of Economic and Social Affairs 2021) - are disproportionately represented among populations living within or adjacent to protected areas, and often bear the most direct consequences of conservation management (Schleicher et al. 2019). Our gridded population data cannot identify these groups. The aggregate population magnitudes we report therefore encompass communities with very different relationships to protected areas, from urban residents who may experience diffuse ecosystem service benefits to indigenous groups whose livelihoods and territorial rights may be directly affected by PA governance. Disaggregating these populations remains an important challenge for the field.</w:t>
+      </w:r>
+    </w:p>
+    <w:p>
+      <w:pPr>
+        <w:pStyle w:val="Titre1"/>
+      </w:pPr>
+      <w:bookmarkStart w:id="210" w:name="conclusion"/>
+      <w:bookmarkEnd w:id="201"/>
       <w:bookmarkEnd w:id="209"/>
-      <w:r>
-        <w:t>Scope and interpretive boundaries</w:t>
-      </w:r>
-    </w:p>
-    <w:p>
-      <w:pPr>
-        <w:pStyle w:val="FirstParagraph"/>
-      </w:pPr>
-      <w:r>
-        <w:t>This paper quantifies population magnitudes. It does not estimate socio-economic impacts, welfare effects, or causal relationships. No claim is made - explicitly or implicitly - about whether living near a protected area makes people better or worse off. Such questions require impact evaluation designs with appropriate identification strategies, which are beyond the scope of this work.</w:t>
-      </w:r>
-    </w:p>
-    <w:p>
-      <w:pPr>
-        <w:pStyle w:val="Corpsdetexte"/>
-      </w:pPr>
-      <w:r>
-        <w:t>We also do not rank conservation policies or PA categories in terms of desirability. The decomposition by management category is intended to describe the demographic composition of PA-adjacent populations, not to evaluate the relative merits of different protection regimes.</w:t>
-      </w:r>
-    </w:p>
-    <w:p>
-      <w:pPr>
-        <w:pStyle w:val="Corpsdetexte"/>
-      </w:pPr>
-      <w:r>
-        <w:t>The paper does not claim that spatial proximity constitutes “being affected by” a protected area. The 10 km buffer is used because it is a common reference perimeter in the impact evaluation literature, not because it represents a known threshold for social or ecological effects. The actual spatial extent of PA-related effects on livelihoods is an empirical question that varies by context and cannot be resolved by our data.</w:t>
-      </w:r>
-    </w:p>
-    <w:p>
-      <w:pPr>
-        <w:pStyle w:val="Corpsdetexte"/>
-      </w:pPr>
-      <w:r>
-        <w:t>A related limitation concerns population differentiation. Our estimates treat all inhabitants within a given perimeter as demographically equivalent. In practice, populations near protected areas are heterogeneous in their dependence on natural resources, their legal status, and their vulnerability to land-use restrictions. Indigenous peoples and traditional communities - estimated at 476 million people worldwide across more than 90 countries (United Nations Department of Economic and Social Affairs 2021) - are disproportionately represented among populations living within or adjacent to protected areas, and often bear the most direct consequences of conservation management (Schleicher et al. 2019). Our gridded population data cannot identify these groups. The aggregate population magnitudes we report therefore encompass communities with very different relationships to protected areas, from urban residents who may experience diffuse ecosystem service benefits to indigenous groups whose livelihoods and territorial rights may be directly affected by PA governance. Disaggregating these populations remains an important challenge for the field.</w:t>
-      </w:r>
-    </w:p>
-    <w:p>
-      <w:pPr>
-        <w:pStyle w:val="Titre1"/>
-      </w:pPr>
-      <w:bookmarkStart w:id="211" w:name="conclusion"/>
-      <w:bookmarkEnd w:id="202"/>
-      <w:bookmarkEnd w:id="210"/>
       <w:r>
         <w:lastRenderedPageBreak/>
         <w:t>Conclusion</w:t>
@@ -3105,12 +3086,12 @@
       <w:r>
         <w:t xml:space="preserve">Across 75 low- and lower-middle-income countries, protected areas are adjacent to populations on the order of several hundred million people. Restricting to PA interiors captures a relatively small population; extending to 10 km increases the encompassed population roughly </w:t>
       </w:r>
-      <w:ins w:id="212" w:author="Florent BEDECARRATS" w:date="2026-07-16T18:54:00Z">
+      <w:ins w:id="211" w:author="L’auteur" w:date="2026-07-16T21:33:00Z">
         <w:r>
           <w:t>twelvefold</w:t>
         </w:r>
       </w:ins>
-      <w:del w:id="213" w:author="Florent BEDECARRATS" w:date="2026-07-16T18:54:00Z">
+      <w:del w:id="212" w:author="L’auteur" w:date="2026-07-16T21:33:00Z">
         <w:r>
           <w:delText>fifteenfold</w:delText>
         </w:r>
@@ -3118,7 +3099,7 @@
       <w:r>
         <w:t>. Among PAs with recorded designation years, these figures are substantially larger in 2020 than in 2000, reflecting both PA expansion and population increase – though incomplete temporal metadata in the WDPA means that the precise magnitude of this change cannot be established with certainty. Populations near non-strict PAs (IUCN IV-VI)</w:t>
       </w:r>
-      <w:del w:id="214" w:author="Florent BEDECARRATS" w:date="2026-07-16T18:54:00Z">
+      <w:del w:id="213" w:author="L’auteur" w:date="2026-07-16T21:33:00Z">
         <w:r>
           <w:delText xml:space="preserve"> substantially</w:delText>
         </w:r>
@@ -3144,8 +3125,8 @@
       <w:pPr>
         <w:pStyle w:val="Titre1"/>
       </w:pPr>
-      <w:bookmarkStart w:id="215" w:name="bibliography"/>
-      <w:bookmarkEnd w:id="211"/>
+      <w:bookmarkStart w:id="214" w:name="bibliography"/>
+      <w:bookmarkEnd w:id="210"/>
       <w:r>
         <w:lastRenderedPageBreak/>
         <w:t>Bibliography</w:t>
@@ -3155,17 +3136,17 @@
       <w:pPr>
         <w:pStyle w:val="Bibliographie"/>
       </w:pPr>
-      <w:bookmarkStart w:id="216" w:name="ref-adams2004"/>
-      <w:bookmarkStart w:id="217" w:name="refs"/>
+      <w:bookmarkStart w:id="215" w:name="ref-adams2004"/>
+      <w:bookmarkStart w:id="216" w:name="refs"/>
       <w:r>
         <w:t xml:space="preserve">Adams, William. M., Ros Aveling, Dan Brockington, </w:t>
       </w:r>
-      <w:ins w:id="218" w:author="Florent BEDECARRATS" w:date="2026-07-16T18:54:00Z">
+      <w:ins w:id="217" w:author="L’auteur" w:date="2026-07-16T21:33:00Z">
         <w:r>
           <w:t>et al</w:t>
         </w:r>
       </w:ins>
-      <w:del w:id="219" w:author="Florent BEDECARRATS" w:date="2026-07-16T18:54:00Z">
+      <w:del w:id="218" w:author="L’auteur" w:date="2026-07-16T21:33:00Z">
         <w:r>
           <w:delText>Barney Dickson, Jo Elliott, Jon Hutton, Dilys Roe, Bhaskar Vira, and William Wolmer</w:delText>
         </w:r>
@@ -3199,12 +3180,12 @@
       <w:pPr>
         <w:pStyle w:val="Bibliographie"/>
         <w:rPr>
-          <w:ins w:id="220" w:author="Florent BEDECARRATS" w:date="2026-07-16T18:54:00Z"/>
+          <w:ins w:id="219" w:author="L’auteur" w:date="2026-07-16T21:33:00Z"/>
         </w:rPr>
       </w:pPr>
-      <w:bookmarkStart w:id="221" w:name="ref-avouac2025"/>
+      <w:bookmarkStart w:id="220" w:name="ref-avouac2025"/>
       <w:proofErr w:type="spellStart"/>
-      <w:ins w:id="222" w:author="Florent BEDECARRATS" w:date="2026-07-16T18:54:00Z">
+      <w:ins w:id="221" w:author="L’auteur" w:date="2026-07-16T21:33:00Z">
         <w:r>
           <w:t>Avouac</w:t>
         </w:r>
@@ -3252,12 +3233,12 @@
       <w:pPr>
         <w:pStyle w:val="Bibliographie"/>
         <w:rPr>
-          <w:ins w:id="223" w:author="Florent BEDECARRATS" w:date="2026-07-16T18:54:00Z"/>
+          <w:ins w:id="222" w:author="L’auteur" w:date="2026-07-16T21:33:00Z"/>
         </w:rPr>
       </w:pPr>
-      <w:bookmarkStart w:id="224" w:name="ref-exactextractr"/>
-      <w:bookmarkEnd w:id="221"/>
-      <w:ins w:id="225" w:author="Florent BEDECARRATS" w:date="2026-07-16T18:54:00Z">
+      <w:bookmarkStart w:id="223" w:name="ref-exactextractr"/>
+      <w:bookmarkEnd w:id="220"/>
+      <w:ins w:id="224" w:author="L’auteur" w:date="2026-07-16T21:33:00Z">
         <w:r>
           <w:t xml:space="preserve">Baston, Daniel. 2023. </w:t>
         </w:r>
@@ -3310,18 +3291,18 @@
       <w:pPr>
         <w:pStyle w:val="Bibliographie"/>
       </w:pPr>
-      <w:bookmarkStart w:id="226" w:name="ref-bingham2019"/>
-      <w:bookmarkEnd w:id="216"/>
-      <w:bookmarkEnd w:id="224"/>
+      <w:bookmarkStart w:id="225" w:name="ref-bingham2019"/>
+      <w:bookmarkEnd w:id="215"/>
+      <w:bookmarkEnd w:id="223"/>
       <w:r>
         <w:t xml:space="preserve">Bingham, Heather C., Diego Juffe Bignoli, Edward Lewis, </w:t>
       </w:r>
-      <w:ins w:id="227" w:author="Florent BEDECARRATS" w:date="2026-07-16T18:54:00Z">
+      <w:ins w:id="226" w:author="L’auteur" w:date="2026-07-16T21:33:00Z">
         <w:r>
           <w:t>et al</w:t>
         </w:r>
       </w:ins>
-      <w:del w:id="228" w:author="Florent BEDECARRATS" w:date="2026-07-16T18:54:00Z">
+      <w:del w:id="227" w:author="L’auteur" w:date="2026-07-16T21:33:00Z">
         <w:r>
           <w:delText>Brian MacSharry, Neil D. Burgess, Piero Visconti, Marine Deguignet, Murielle Misrachi, Matt Walpole, and Jessica L. Stewart</w:delText>
         </w:r>
@@ -3355,8 +3336,8 @@
       <w:pPr>
         <w:pStyle w:val="Bibliographie"/>
       </w:pPr>
-      <w:bookmarkStart w:id="229" w:name="ref-worldde"/>
-      <w:bookmarkEnd w:id="226"/>
+      <w:bookmarkStart w:id="228" w:name="ref-worldde"/>
+      <w:bookmarkEnd w:id="225"/>
       <w:r>
         <w:t xml:space="preserve">Byerlee, Derek, and Alain de Janvry, eds. 2008. </w:t>
       </w:r>
@@ -3370,7 +3351,7 @@
       <w:r>
         <w:t xml:space="preserve">. </w:t>
       </w:r>
-      <w:del w:id="230" w:author="Florent BEDECARRATS" w:date="2026-07-16T18:54:00Z">
+      <w:del w:id="229" w:author="L’auteur" w:date="2026-07-16T21:33:00Z">
         <w:r>
           <w:delText xml:space="preserve">Washington DC: </w:delText>
         </w:r>
@@ -3383,8 +3364,8 @@
       <w:pPr>
         <w:pStyle w:val="Bibliographie"/>
       </w:pPr>
-      <w:bookmarkStart w:id="231" w:name="ref-castañeda2018"/>
-      <w:bookmarkEnd w:id="229"/>
+      <w:bookmarkStart w:id="230" w:name="ref-castañeda2018"/>
+      <w:bookmarkEnd w:id="228"/>
       <w:r>
         <w:t xml:space="preserve">Castañeda, Andrés, Dung Doan, David Newhouse, Minh Cong Nguyen, Hiroki Uematsu, and João Pedro Azevedo. 2018. “A New Profile of the Global Poor.” </w:t>
       </w:r>
@@ -3414,8 +3395,8 @@
       <w:pPr>
         <w:pStyle w:val="Bibliographie"/>
       </w:pPr>
-      <w:bookmarkStart w:id="232" w:name="ref-chen2020"/>
-      <w:bookmarkEnd w:id="231"/>
+      <w:bookmarkStart w:id="231" w:name="ref-chen2020"/>
+      <w:bookmarkEnd w:id="230"/>
       <w:r>
         <w:t xml:space="preserve">Chen, Ruxia, Huimin Yan, Fang Liu, Wenpeng Du, and Yanzhao Yang. 2020. “Multiple Global Population Datasets: Differences and Spatial Distribution Characteristics.” </w:t>
       </w:r>
@@ -3445,8 +3426,8 @@
       <w:pPr>
         <w:pStyle w:val="Bibliographie"/>
       </w:pPr>
-      <w:bookmarkStart w:id="233" w:name="ref-coetzer2014"/>
-      <w:bookmarkEnd w:id="232"/>
+      <w:bookmarkStart w:id="232" w:name="ref-coetzer2014"/>
+      <w:bookmarkEnd w:id="231"/>
       <w:r>
         <w:t xml:space="preserve">Coetzer, Kaera L., Edward T. F. Witkowski, and Barend F. N. Erasmus. 2014. “Reviewing Biosphere Reserves Globally: Effective Conservation Action or Bureaucratic Label?” </w:t>
       </w:r>
@@ -3476,12 +3457,12 @@
       <w:pPr>
         <w:pStyle w:val="Bibliographie"/>
       </w:pPr>
-      <w:bookmarkStart w:id="234" w:name="ref-cbd2022"/>
-      <w:bookmarkEnd w:id="233"/>
+      <w:bookmarkStart w:id="233" w:name="ref-cbd2022"/>
+      <w:bookmarkEnd w:id="232"/>
       <w:r>
         <w:t xml:space="preserve">Convention on Biological Diversity. 2022. “Kunming-Montreal Global Biodiversity Framework.” </w:t>
       </w:r>
-      <w:del w:id="235" w:author="Florent BEDECARRATS" w:date="2026-07-16T18:54:00Z">
+      <w:del w:id="234" w:author="L’auteur" w:date="2026-07-16T21:33:00Z">
         <w:r>
           <w:delText xml:space="preserve">In </w:delText>
         </w:r>
@@ -3493,7 +3474,7 @@
         </w:rPr>
         <w:t>Convention Biol. Divers. Kunming-Montreal Glob. Biodivers. Framew.(cbd. Int</w:t>
       </w:r>
-      <w:ins w:id="236" w:author="Florent BEDECARRATS" w:date="2026-07-16T18:54:00Z">
+      <w:ins w:id="235" w:author="L’auteur" w:date="2026-07-16T21:33:00Z">
         <w:r>
           <w:rPr>
             <w:i/>
@@ -3502,7 +3483,7 @@
           <w:t>)</w:t>
         </w:r>
       </w:ins>
-      <w:del w:id="237" w:author="Florent BEDECARRATS" w:date="2026-07-16T18:54:00Z">
+      <w:del w:id="236" w:author="L’auteur" w:date="2026-07-16T21:33:00Z">
         <w:r>
           <w:rPr>
             <w:i/>
@@ -3533,8 +3514,8 @@
       <w:pPr>
         <w:pStyle w:val="Bibliographie"/>
       </w:pPr>
-      <w:bookmarkStart w:id="238" w:name="ref-fisher2024"/>
-      <w:bookmarkEnd w:id="234"/>
+      <w:bookmarkStart w:id="237" w:name="ref-fisher2024"/>
+      <w:bookmarkEnd w:id="233"/>
       <w:r>
         <w:t xml:space="preserve">Fisher, Joshua, Summer Allen, Greg Yetman, and Linda Pistolesi. 2024. “Assessing the Influence of Landscape Conservation and Protected Areas on Social Wellbeing Using </w:t>
       </w:r>
@@ -3568,8 +3549,8 @@
       <w:pPr>
         <w:pStyle w:val="Bibliographie"/>
       </w:pPr>
-      <w:bookmarkStart w:id="239" w:name="ref-freire2016"/>
-      <w:bookmarkEnd w:id="238"/>
+      <w:bookmarkStart w:id="238" w:name="ref-freire2016"/>
+      <w:bookmarkEnd w:id="237"/>
       <w:r>
         <w:t xml:space="preserve">Freire, Sergio, Kytt MacManus, Martino Pesaresi, Erin Doxsey-Whitfield, and Jane Mills. 2016. “Development of New Open and Free Multi-Temporal Global Population Grids at 250 m Resolution.” </w:t>
       </w:r>
@@ -3588,8 +3569,8 @@
       <w:pPr>
         <w:pStyle w:val="Bibliographie"/>
       </w:pPr>
-      <w:bookmarkStart w:id="240" w:name="ref-gorelick2017"/>
-      <w:bookmarkEnd w:id="239"/>
+      <w:bookmarkStart w:id="239" w:name="ref-gorelick2017"/>
+      <w:bookmarkEnd w:id="238"/>
       <w:r>
         <w:t xml:space="preserve">Gorelick, Noel, Matt Hancher, Mike Dixon, Simon Ilyushchenko, David Thau, and Rebecca Moore. 2017. “Google Earth Engine: Planetary-Scale Geospatial Analysis for Everyone.” </w:t>
       </w:r>
@@ -3619,8 +3600,8 @@
       <w:pPr>
         <w:pStyle w:val="Bibliographie"/>
       </w:pPr>
-      <w:bookmarkStart w:id="241" w:name="ref-hanson2022"/>
-      <w:bookmarkEnd w:id="240"/>
+      <w:bookmarkStart w:id="240" w:name="ref-hanson2022"/>
+      <w:bookmarkEnd w:id="239"/>
       <w:r>
         <w:t xml:space="preserve">Hanson, Jeffrey O. 2022. “Wdpar: Interface to the World Database on Protected Areas.” </w:t>
       </w:r>
@@ -3650,12 +3631,12 @@
       <w:pPr>
         <w:pStyle w:val="Bibliographie"/>
         <w:rPr>
-          <w:ins w:id="242" w:author="Florent BEDECARRATS" w:date="2026-07-16T18:54:00Z"/>
+          <w:ins w:id="241" w:author="L’auteur" w:date="2026-07-16T21:33:00Z"/>
         </w:rPr>
       </w:pPr>
-      <w:bookmarkStart w:id="243" w:name="ref-terra"/>
+      <w:bookmarkStart w:id="242" w:name="ref-terra"/>
       <w:proofErr w:type="spellStart"/>
-      <w:ins w:id="244" w:author="Florent BEDECARRATS" w:date="2026-07-16T18:54:00Z">
+      <w:ins w:id="243" w:author="L’auteur" w:date="2026-07-16T21:33:00Z">
         <w:r>
           <w:t>Hijmans</w:t>
         </w:r>
@@ -3703,9 +3684,9 @@
       <w:pPr>
         <w:pStyle w:val="Bibliographie"/>
       </w:pPr>
-      <w:bookmarkStart w:id="245" w:name="ref-kandel2022"/>
-      <w:bookmarkEnd w:id="241"/>
-      <w:bookmarkEnd w:id="243"/>
+      <w:bookmarkStart w:id="244" w:name="ref-kandel2022"/>
+      <w:bookmarkEnd w:id="240"/>
+      <w:bookmarkEnd w:id="242"/>
       <w:r>
         <w:t xml:space="preserve">Kandel, Pratikshya, Ram Pandit, Benedict White, and Maksym Polyakov. 2022. “Do Protected Areas Increase Household Income? Evidence from a Meta-Analysis.” </w:t>
       </w:r>
@@ -3735,11 +3716,11 @@
       <w:pPr>
         <w:pStyle w:val="Bibliographie"/>
         <w:rPr>
-          <w:ins w:id="246" w:author="Florent BEDECARRATS" w:date="2026-07-16T18:54:00Z"/>
+          <w:ins w:id="245" w:author="L’auteur" w:date="2026-07-16T21:33:00Z"/>
         </w:rPr>
       </w:pPr>
-      <w:bookmarkStart w:id="247" w:name="ref-kittle2018"/>
-      <w:ins w:id="248" w:author="Florent BEDECARRATS" w:date="2026-07-16T18:54:00Z">
+      <w:bookmarkStart w:id="246" w:name="ref-kittle2018"/>
+      <w:ins w:id="247" w:author="L’auteur" w:date="2026-07-16T21:33:00Z">
         <w:r>
           <w:t xml:space="preserve">Kittle, Andrew M., Anjali C. Watson, Samuel A. Cushman, and David W. Macdonald. 2018. “Forest Cover and Level of Protection Influence the Island-Wide Distribution of an Apex Carnivore and Umbrella Species, the Sri Lankan Leopard (Panthera pardus </w:t>
         </w:r>
@@ -3791,9 +3772,9 @@
       <w:pPr>
         <w:pStyle w:val="Bibliographie"/>
       </w:pPr>
-      <w:bookmarkStart w:id="249" w:name="ref-leberger2020"/>
-      <w:bookmarkEnd w:id="245"/>
-      <w:bookmarkEnd w:id="247"/>
+      <w:bookmarkStart w:id="248" w:name="ref-leberger2020"/>
+      <w:bookmarkEnd w:id="244"/>
+      <w:bookmarkEnd w:id="246"/>
       <w:proofErr w:type="spellStart"/>
       <w:r>
         <w:t>Leberger</w:t>
@@ -3828,15 +3809,37 @@
       <w:pPr>
         <w:pStyle w:val="Bibliographie"/>
       </w:pPr>
-      <w:bookmarkStart w:id="250" w:name="ref-leyk2019"/>
-      <w:bookmarkEnd w:id="249"/>
+      <w:bookmarkStart w:id="249" w:name="ref-leyk2019"/>
+      <w:bookmarkEnd w:id="248"/>
+      <w:proofErr w:type="spellStart"/>
       <w:r>
         <w:rPr>
           <w:lang w:val="es-419"/>
         </w:rPr>
-        <w:t xml:space="preserve">Leyk, Stefan, Andrea E. Gaughan, Susana B. </w:t>
-      </w:r>
-      <w:ins w:id="251" w:author="Florent BEDECARRATS" w:date="2026-07-16T18:54:00Z">
+        <w:t>Leyk</w:t>
+      </w:r>
+      <w:proofErr w:type="spellEnd"/>
+      <w:r>
+        <w:rPr>
+          <w:lang w:val="es-419"/>
+        </w:rPr>
+        <w:t xml:space="preserve">, Stefan, Andrea E. </w:t>
+      </w:r>
+      <w:proofErr w:type="spellStart"/>
+      <w:r>
+        <w:rPr>
+          <w:lang w:val="es-419"/>
+        </w:rPr>
+        <w:t>Gaughan</w:t>
+      </w:r>
+      <w:proofErr w:type="spellEnd"/>
+      <w:r>
+        <w:rPr>
+          <w:lang w:val="es-419"/>
+        </w:rPr>
+        <w:t xml:space="preserve">, Susana B. </w:t>
+      </w:r>
+      <w:ins w:id="250" w:author="L’auteur" w:date="2026-07-16T21:33:00Z">
         <w:r>
           <w:rPr>
             <w:lang w:val="es-419"/>
@@ -3844,7 +3847,7 @@
           <w:t>Adamo, et al.</w:t>
         </w:r>
       </w:ins>
-      <w:del w:id="252" w:author="Florent BEDECARRATS" w:date="2026-07-16T18:54:00Z">
+      <w:del w:id="251" w:author="L’auteur" w:date="2026-07-16T21:33:00Z">
         <w:r>
           <w:rPr>
             <w:lang w:val="es-419"/>
@@ -3871,12 +3874,12 @@
       <w:r>
         <w:t xml:space="preserve"> 11 (3): 1385–</w:t>
       </w:r>
-      <w:ins w:id="253" w:author="Florent BEDECARRATS" w:date="2026-07-16T18:54:00Z">
+      <w:ins w:id="252" w:author="L’auteur" w:date="2026-07-16T21:33:00Z">
         <w:r>
           <w:t>409</w:t>
         </w:r>
       </w:ins>
-      <w:del w:id="254" w:author="Florent BEDECARRATS" w:date="2026-07-16T18:54:00Z">
+      <w:del w:id="253" w:author="L’auteur" w:date="2026-07-16T21:33:00Z">
         <w:r>
           <w:delText>1409</w:delText>
         </w:r>
@@ -3900,17 +3903,17 @@
       <w:pPr>
         <w:pStyle w:val="Bibliographie"/>
       </w:pPr>
-      <w:bookmarkStart w:id="255" w:name="ref-maxwell2020"/>
-      <w:bookmarkEnd w:id="250"/>
+      <w:bookmarkStart w:id="254" w:name="ref-maxwell2020"/>
+      <w:bookmarkEnd w:id="249"/>
       <w:r>
         <w:t xml:space="preserve">Maxwell, Sean L., Victor Cazalis, Nigel Dudley, </w:t>
       </w:r>
-      <w:ins w:id="256" w:author="Florent BEDECARRATS" w:date="2026-07-16T18:54:00Z">
+      <w:ins w:id="255" w:author="L’auteur" w:date="2026-07-16T21:33:00Z">
         <w:r>
           <w:t>et al.</w:t>
         </w:r>
       </w:ins>
-      <w:del w:id="257" w:author="Florent BEDECARRATS" w:date="2026-07-16T18:54:00Z">
+      <w:del w:id="256" w:author="L’auteur" w:date="2026-07-16T21:33:00Z">
         <w:r>
           <w:delText>Michael Hoffmann, Ana SL Rodrigues, Sue Stolton, Piero Visconti, Stephen Woodley, Naomi Kingston, and Edward Lewis.</w:delText>
         </w:r>
@@ -3933,12 +3936,12 @@
       <w:pPr>
         <w:pStyle w:val="Bibliographie"/>
       </w:pPr>
-      <w:bookmarkStart w:id="258" w:name="ref-naidoo2019"/>
-      <w:bookmarkEnd w:id="255"/>
+      <w:bookmarkStart w:id="257" w:name="ref-naidoo2019"/>
+      <w:bookmarkEnd w:id="254"/>
       <w:r>
         <w:t xml:space="preserve">Naidoo, R., D. Gerkey, D. Hole, </w:t>
       </w:r>
-      <w:del w:id="259" w:author="Florent BEDECARRATS" w:date="2026-07-16T18:54:00Z">
+      <w:del w:id="258" w:author="L’auteur" w:date="2026-07-16T21:33:00Z">
         <w:r>
           <w:delText xml:space="preserve">A. Pfaff, A. M. Ellis, C. D. Golden, D. Herrera, </w:delText>
         </w:r>
@@ -3972,8 +3975,8 @@
       <w:pPr>
         <w:pStyle w:val="Bibliographie"/>
       </w:pPr>
-      <w:bookmarkStart w:id="260" w:name="ref-oldekop2016"/>
-      <w:bookmarkEnd w:id="258"/>
+      <w:bookmarkStart w:id="259" w:name="ref-oldekop2016"/>
+      <w:bookmarkEnd w:id="257"/>
       <w:r>
         <w:lastRenderedPageBreak/>
         <w:t xml:space="preserve">Oldekop, Johan A., George Holmes, W. Edwin Harris, and Karl L. Evans. 2016. “A Global Assessment of the Social and Conservation Outcomes of Protected Areas.” </w:t>
@@ -3993,12 +3996,12 @@
       <w:pPr>
         <w:pStyle w:val="Bibliographie"/>
         <w:rPr>
-          <w:ins w:id="261" w:author="Florent BEDECARRATS" w:date="2026-07-16T18:54:00Z"/>
+          <w:ins w:id="260" w:author="L’auteur" w:date="2026-07-16T21:33:00Z"/>
         </w:rPr>
       </w:pPr>
-      <w:bookmarkStart w:id="262" w:name="ref-sf"/>
+      <w:bookmarkStart w:id="261" w:name="ref-sf"/>
       <w:proofErr w:type="spellStart"/>
-      <w:ins w:id="263" w:author="Florent BEDECARRATS" w:date="2026-07-16T18:54:00Z">
+      <w:ins w:id="262" w:author="L’auteur" w:date="2026-07-16T21:33:00Z">
         <w:r>
           <w:t>Pebesma</w:t>
         </w:r>
@@ -4054,9 +4057,9 @@
       <w:pPr>
         <w:pStyle w:val="Bibliographie"/>
       </w:pPr>
-      <w:bookmarkStart w:id="264" w:name="ref-r2023"/>
-      <w:bookmarkEnd w:id="260"/>
-      <w:bookmarkEnd w:id="262"/>
+      <w:bookmarkStart w:id="263" w:name="ref-r2023"/>
+      <w:bookmarkEnd w:id="259"/>
+      <w:bookmarkEnd w:id="261"/>
       <w:r>
         <w:t xml:space="preserve">R Core Team. 2023. </w:t>
       </w:r>
@@ -4070,7 +4073,7 @@
       <w:r>
         <w:t>.</w:t>
       </w:r>
-      <w:del w:id="265" w:author="Florent BEDECARRATS" w:date="2026-07-16T18:54:00Z">
+      <w:del w:id="264" w:author="L’auteur" w:date="2026-07-16T21:33:00Z">
         <w:r>
           <w:delText xml:space="preserve"> Vienna, Austria:</w:delText>
         </w:r>
@@ -4094,17 +4097,17 @@
       <w:pPr>
         <w:pStyle w:val="Bibliographie"/>
       </w:pPr>
-      <w:bookmarkStart w:id="266" w:name="ref-runfola2020"/>
-      <w:bookmarkEnd w:id="264"/>
+      <w:bookmarkStart w:id="265" w:name="ref-runfola2020"/>
+      <w:bookmarkEnd w:id="263"/>
       <w:r>
         <w:t xml:space="preserve">Runfola, Daniel, Austin Anderson, Heather Baier, </w:t>
       </w:r>
-      <w:ins w:id="267" w:author="Florent BEDECARRATS" w:date="2026-07-16T18:54:00Z">
+      <w:ins w:id="266" w:author="L’auteur" w:date="2026-07-16T21:33:00Z">
         <w:r>
           <w:t>et al.</w:t>
         </w:r>
       </w:ins>
-      <w:del w:id="268" w:author="Florent BEDECARRATS" w:date="2026-07-16T18:54:00Z">
+      <w:del w:id="267" w:author="L’auteur" w:date="2026-07-16T21:33:00Z">
         <w:r>
           <w:delText>Matt Crittenden, Elizabeth Dowker, Sydney Fuhrig, Seth Goodman, et al.</w:delText>
         </w:r>
@@ -4138,8 +4141,8 @@
       <w:pPr>
         <w:pStyle w:val="Bibliographie"/>
       </w:pPr>
-      <w:bookmarkStart w:id="269" w:name="ref-schleicher2019"/>
-      <w:bookmarkEnd w:id="266"/>
+      <w:bookmarkStart w:id="268" w:name="ref-schleicher2019"/>
+      <w:bookmarkEnd w:id="265"/>
       <w:r>
         <w:t xml:space="preserve">Schleicher, Judith, Julie G. Zaehringer, Carine Fastré, Bhaskar Vira, and Terry C. H. Sunderland. 2019. “Protecting Half of the Planet Could Directly Affect over One Billion People.” </w:t>
       </w:r>
@@ -4169,8 +4172,8 @@
       <w:pPr>
         <w:pStyle w:val="Bibliographie"/>
       </w:pPr>
-      <w:bookmarkStart w:id="270" w:name="ref-stevens2015"/>
-      <w:bookmarkEnd w:id="269"/>
+      <w:bookmarkStart w:id="269" w:name="ref-stevens2015"/>
+      <w:bookmarkEnd w:id="268"/>
       <w:r>
         <w:t xml:space="preserve">Stevens, Forrest R., Andrea E. Gaughan, Catherine Linard, and Andrew J. Tatem. 2015. “Disaggregating Census Data for Population Mapping Using Random Forests with Remotely-Sensed and Ancillary Data.” </w:t>
       </w:r>
@@ -4200,8 +4203,8 @@
       <w:pPr>
         <w:pStyle w:val="Bibliographie"/>
       </w:pPr>
-      <w:bookmarkStart w:id="271" w:name="ref-thomson2022"/>
-      <w:bookmarkEnd w:id="270"/>
+      <w:bookmarkStart w:id="270" w:name="ref-thomson2022"/>
+      <w:bookmarkEnd w:id="269"/>
       <w:r>
         <w:t xml:space="preserve">Thomson, Dana R, Douglas R Leasure, Tomas Bird, Nikos Tzavidis, and Andrew J Tatem. 2022. “How Accurate Are WorldPop-Global-Unconstrained Gridded Population Data at the Cell-Level?: A Simulation Analysis in Urban Namibia.” </w:t>
       </w:r>
@@ -4220,12 +4223,12 @@
       <w:pPr>
         <w:pStyle w:val="Bibliographie"/>
       </w:pPr>
-      <w:bookmarkStart w:id="272" w:name="ref-protectedplanet_india"/>
-      <w:bookmarkEnd w:id="271"/>
+      <w:bookmarkStart w:id="271" w:name="ref-protectedplanet_india"/>
+      <w:bookmarkEnd w:id="270"/>
       <w:r>
         <w:t xml:space="preserve">UNEP-WCMC. 2026. </w:t>
       </w:r>
-      <w:del w:id="273" w:author="Florent BEDECARRATS" w:date="2026-07-16T18:54:00Z">
+      <w:del w:id="272" w:author="L’auteur" w:date="2026-07-16T21:33:00Z">
         <w:r>
           <w:delText>“</w:delText>
         </w:r>
@@ -4233,18 +4236,18 @@
       <w:r>
         <w:rPr>
           <w:i/>
-          <w:rPrChange w:id="274" w:author="Florent BEDECARRATS" w:date="2026-07-16T18:54:00Z">
+          <w:rPrChange w:id="273" w:author="L’auteur" w:date="2026-07-16T21:33:00Z">
             <w:rPr/>
           </w:rPrChange>
         </w:rPr>
         <w:t>Protected Area Profile for India</w:t>
       </w:r>
-      <w:ins w:id="275" w:author="Florent BEDECARRATS" w:date="2026-07-16T18:54:00Z">
+      <w:ins w:id="274" w:author="L’auteur" w:date="2026-07-16T21:33:00Z">
         <w:r>
           <w:t>.</w:t>
         </w:r>
       </w:ins>
-      <w:del w:id="276" w:author="Florent BEDECARRATS" w:date="2026-07-16T18:54:00Z">
+      <w:del w:id="275" w:author="L’auteur" w:date="2026-07-16T21:33:00Z">
         <w:r>
           <w:delText>.”</w:delText>
         </w:r>
@@ -4268,8 +4271,8 @@
       <w:pPr>
         <w:pStyle w:val="Bibliographie"/>
       </w:pPr>
-      <w:bookmarkStart w:id="277" w:name="ref-unep2021"/>
-      <w:bookmarkEnd w:id="272"/>
+      <w:bookmarkStart w:id="276" w:name="ref-unep2021"/>
+      <w:bookmarkEnd w:id="271"/>
       <w:r>
         <w:t xml:space="preserve">UNEP-WCMC and IUCN. 2021. </w:t>
       </w:r>
@@ -4283,7 +4286,7 @@
       <w:r>
         <w:t xml:space="preserve">. </w:t>
       </w:r>
-      <w:del w:id="278" w:author="Florent BEDECARRATS" w:date="2026-07-16T18:54:00Z">
+      <w:del w:id="277" w:author="L’auteur" w:date="2026-07-16T21:33:00Z">
         <w:r>
           <w:delText xml:space="preserve">Cambridge, United Kingdom; Gland, Switzerland: </w:delText>
         </w:r>
@@ -4296,14 +4299,14 @@
       <w:pPr>
         <w:pStyle w:val="Bibliographie"/>
       </w:pPr>
-      <w:bookmarkStart w:id="279" w:name="ref-unep2024"/>
-      <w:bookmarkEnd w:id="277"/>
-      <w:ins w:id="280" w:author="Florent BEDECARRATS" w:date="2026-07-16T18:54:00Z">
+      <w:bookmarkStart w:id="278" w:name="ref-unep2024"/>
+      <w:bookmarkEnd w:id="276"/>
+      <w:ins w:id="279" w:author="L’auteur" w:date="2026-07-16T21:33:00Z">
         <w:r>
           <w:t>UNEP-WCMC and IUCN.</w:t>
         </w:r>
       </w:ins>
-      <w:del w:id="281" w:author="Florent BEDECARRATS" w:date="2026-07-16T18:54:00Z">
+      <w:del w:id="280" w:author="L’auteur" w:date="2026-07-16T21:33:00Z">
         <w:r>
           <w:delText>———.</w:delText>
         </w:r>
@@ -4321,7 +4324,7 @@
       <w:r>
         <w:t xml:space="preserve">. </w:t>
       </w:r>
-      <w:del w:id="282" w:author="Florent BEDECARRATS" w:date="2026-07-16T18:54:00Z">
+      <w:del w:id="281" w:author="L’auteur" w:date="2026-07-16T21:33:00Z">
         <w:r>
           <w:delText xml:space="preserve">Cambridge, United Kingdom; Gland, Switzerland: </w:delText>
         </w:r>
@@ -4334,8 +4337,8 @@
       <w:pPr>
         <w:pStyle w:val="Bibliographie"/>
       </w:pPr>
-      <w:bookmarkStart w:id="283" w:name="ref-unep-wcmcandiucn2023"/>
-      <w:bookmarkEnd w:id="279"/>
+      <w:bookmarkStart w:id="282" w:name="ref-unep-wcmcandiucn2023"/>
+      <w:bookmarkEnd w:id="278"/>
       <w:r>
         <w:t xml:space="preserve">UNEP-WCMC, and IUCN. 2023. </w:t>
       </w:r>
@@ -4365,8 +4368,8 @@
       <w:pPr>
         <w:pStyle w:val="Bibliographie"/>
       </w:pPr>
-      <w:bookmarkStart w:id="284" w:name="ref-undesa2021"/>
-      <w:bookmarkEnd w:id="283"/>
+      <w:bookmarkStart w:id="283" w:name="ref-undesa2021"/>
+      <w:bookmarkEnd w:id="282"/>
       <w:r>
         <w:t xml:space="preserve">United Nations Department of Economic and Social Affairs. 2021. </w:t>
       </w:r>
@@ -4380,7 +4383,7 @@
       <w:r>
         <w:t xml:space="preserve">. 5th ed. </w:t>
       </w:r>
-      <w:del w:id="285" w:author="Florent BEDECARRATS" w:date="2026-07-16T18:54:00Z">
+      <w:del w:id="284" w:author="L’auteur" w:date="2026-07-16T21:33:00Z">
         <w:r>
           <w:delText xml:space="preserve">New York: </w:delText>
         </w:r>
@@ -4404,8 +4407,8 @@
       <w:pPr>
         <w:pStyle w:val="Bibliographie"/>
       </w:pPr>
-      <w:bookmarkStart w:id="286" w:name="ref-vaggi2017"/>
-      <w:bookmarkEnd w:id="284"/>
+      <w:bookmarkStart w:id="285" w:name="ref-vaggi2017"/>
+      <w:bookmarkEnd w:id="283"/>
       <w:r>
         <w:t xml:space="preserve">Vaggi, Gianni. 2017. “The Rich and the Poor: A Note on Countries’ Classification.” </w:t>
       </w:r>
@@ -4435,8 +4438,8 @@
       <w:pPr>
         <w:pStyle w:val="Bibliographie"/>
       </w:pPr>
-      <w:bookmarkStart w:id="287" w:name="ref-wani2025"/>
-      <w:bookmarkEnd w:id="286"/>
+      <w:bookmarkStart w:id="286" w:name="ref-wani2025"/>
+      <w:bookmarkEnd w:id="285"/>
       <w:r>
         <w:lastRenderedPageBreak/>
         <w:t xml:space="preserve">Wani, Zubair A., Lal Singh, Sanjay Uniyal, Sunil Kumar Rana, Indra D. Bhatt, and Sunil Nautiyal. 2025. “Improving Ecosystem Vitality in India: Overcoming Barriers to Meet National and International Targets.” </w:t>
@@ -4467,8 +4470,8 @@
       <w:pPr>
         <w:pStyle w:val="Bibliographie"/>
       </w:pPr>
-      <w:bookmarkStart w:id="288" w:name="ref-west2006"/>
-      <w:bookmarkEnd w:id="287"/>
+      <w:bookmarkStart w:id="287" w:name="ref-west2006"/>
+      <w:bookmarkEnd w:id="286"/>
       <w:r>
         <w:t xml:space="preserve">West, Paige, James Igoe, and Dan Brockington. 2006. “Parks and Peoples: The Social Impact of Protected Areas.” </w:t>
       </w:r>
@@ -4498,8 +4501,8 @@
       <w:pPr>
         <w:pStyle w:val="Bibliographie"/>
       </w:pPr>
-      <w:bookmarkStart w:id="289" w:name="ref-zhang2025"/>
-      <w:bookmarkEnd w:id="288"/>
+      <w:bookmarkStart w:id="288" w:name="ref-zhang2025"/>
+      <w:bookmarkEnd w:id="287"/>
       <w:r>
         <w:t xml:space="preserve">Zhang, Tong, Luke Gibson, Jianzhang Ma, Rachakonda Sreekar, and David Lindenmayer. 2025. “Global Patterns of Border Protected Areas Reveal Gaps in Transboundary Conservation Efforts.” </w:t>
       </w:r>
@@ -4510,7 +4513,7 @@
         </w:rPr>
         <w:t>One Earth</w:t>
       </w:r>
-      <w:ins w:id="290" w:author="Florent BEDECARRATS" w:date="2026-07-16T18:54:00Z">
+      <w:ins w:id="289" w:author="L’auteur" w:date="2026-07-16T21:33:00Z">
         <w:r>
           <w:t>, ahead of print</w:t>
         </w:r>
@@ -4529,9 +4532,9 @@
       <w:r>
         <w:t>.</w:t>
       </w:r>
-      <w:bookmarkEnd w:id="215"/>
-      <w:bookmarkEnd w:id="217"/>
-      <w:bookmarkEnd w:id="289"/>
+      <w:bookmarkEnd w:id="214"/>
+      <w:bookmarkEnd w:id="216"/>
+      <w:bookmarkEnd w:id="288"/>
     </w:p>
     <w:sectPr>
       <w:headerReference w:type="default" r:id="rId37"/>
@@ -4750,7 +4753,7 @@
   <w:num w:numId="2" w16cid:durableId="2079935879">
     <w:abstractNumId w:val="0"/>
   </w:num>
-  <w:num w:numId="3" w16cid:durableId="2018727897">
+  <w:num w:numId="3" w16cid:durableId="262612402">
     <w:abstractNumId w:val="0"/>
   </w:num>
 </w:numbering>
